--- a/00-首页/题组Word/初赛模拟卷/真题版式/初赛模拟卷IX（非有机·答案与解析版·真题版式）.docx
+++ b/00-首页/题组Word/初赛模拟卷/真题版式/初赛模拟卷IX（非有机·答案与解析版·真题版式）.docx
@@ -37196,12 +37196,13 @@
         <w:tblLook w:firstRow="1" w:lastRow="0" w:firstColumn="0" w:lastColumn="0" w:noHBand="0" w:noVBand="0" w:val="0020"/>
       </w:tblPr>
       <w:tblGrid>
-        <w:gridCol w:w="672"/>
-        <w:gridCol w:w="600"/>
-        <w:gridCol w:w="3307"/>
-        <w:gridCol w:w="3116"/>
-        <w:gridCol w:w="1805"/>
-        <w:gridCol w:w="252"/>
+        <w:gridCol w:w="737"/>
+        <w:gridCol w:w="2579"/>
+        <w:gridCol w:w="2708"/>
+        <w:gridCol w:w="1120"/>
+        <w:gridCol w:w="964"/>
+        <w:gridCol w:w="992"/>
+        <w:gridCol w:w="652"/>
       </w:tblGrid>
       <w:tr>
         <w:trPr>
@@ -37209,7 +37210,7 @@
         </w:trPr>
         <w:tc>
           <w:tcPr>
-            <w:tcW w:type="dxa" w:w="672"/>
+            <w:tcW w:type="dxa" w:w="737"/>
           </w:tcPr>
           <w:tcPr/>
           <w:p>
@@ -37227,7 +37228,41 @@
         </w:tc>
         <w:tc>
           <w:tcPr>
-            <w:tcW w:type="dxa" w:w="600"/>
+            <w:tcW w:type="dxa" w:w="2579"/>
+          </w:tcPr>
+          <w:tcPr/>
+          <w:p>
+            <w:pPr>
+              <w:pStyle w:val="Compact"/>
+            </w:pPr>
+            <w:r>
+              <w:rPr>
+                <w:rFonts w:ascii="Times New Roman" w:hAnsi="Times New Roman" w:cs="Times New Roman" w:eastAsia="SimSun"/>
+              </w:rPr>
+              <w:t xml:space="preserve">题名</w:t>
+            </w:r>
+          </w:p>
+        </w:tc>
+        <w:tc>
+          <w:tcPr>
+            <w:tcW w:type="dxa" w:w="2708"/>
+          </w:tcPr>
+          <w:tcPr/>
+          <w:p>
+            <w:pPr>
+              <w:pStyle w:val="Compact"/>
+            </w:pPr>
+            <w:r>
+              <w:rPr>
+                <w:rFonts w:ascii="Times New Roman" w:hAnsi="Times New Roman" w:cs="Times New Roman" w:eastAsia="SimSun"/>
+              </w:rPr>
+              <w:t xml:space="preserve">题卡</w:t>
+            </w:r>
+          </w:p>
+        </w:tc>
+        <w:tc>
+          <w:tcPr>
+            <w:tcW w:type="dxa" w:w="1120"/>
           </w:tcPr>
           <w:tcPr/>
           <w:p>
@@ -37239,64 +37274,13 @@
               <w:rPr>
                 <w:rFonts w:ascii="Times New Roman" w:hAnsi="Times New Roman" w:cs="Times New Roman" w:eastAsia="SimSun"/>
               </w:rPr>
-              <w:t xml:space="preserve">分值</w:t>
-            </w:r>
-          </w:p>
-        </w:tc>
-        <w:tc>
-          <w:tcPr>
-            <w:tcW w:type="dxa" w:w="3307"/>
-          </w:tcPr>
-          <w:tcPr/>
-          <w:p>
-            <w:pPr>
-              <w:pStyle w:val="Compact"/>
-            </w:pPr>
-            <w:r>
-              <w:rPr>
-                <w:rFonts w:ascii="Times New Roman" w:hAnsi="Times New Roman" w:cs="Times New Roman" w:eastAsia="SimSun"/>
-              </w:rPr>
-              <w:t xml:space="preserve">题名</w:t>
-            </w:r>
-          </w:p>
-        </w:tc>
-        <w:tc>
-          <w:tcPr>
-            <w:tcW w:type="dxa" w:w="3116"/>
-          </w:tcPr>
-          <w:tcPr/>
-          <w:p>
-            <w:pPr>
-              <w:pStyle w:val="Compact"/>
-            </w:pPr>
-            <w:r>
-              <w:rPr>
-                <w:rFonts w:ascii="Times New Roman" w:hAnsi="Times New Roman" w:cs="Times New Roman" w:eastAsia="SimSun"/>
-              </w:rPr>
-              <w:t xml:space="preserve">题卡</w:t>
-            </w:r>
-          </w:p>
-        </w:tc>
-        <w:tc>
-          <w:tcPr>
-            <w:tcW w:type="dxa" w:w="1805"/>
-          </w:tcPr>
-          <w:tcPr/>
-          <w:p>
-            <w:pPr>
-              <w:pStyle w:val="Compact"/>
-            </w:pPr>
-            <w:r>
-              <w:rPr>
-                <w:rFonts w:ascii="Times New Roman" w:hAnsi="Times New Roman" w:cs="Times New Roman" w:eastAsia="SimSun"/>
-              </w:rPr>
               <w:t xml:space="preserve">来源</w:t>
             </w:r>
           </w:p>
         </w:tc>
         <w:tc>
           <w:tcPr>
-            <w:tcW w:type="dxa" w:w="252"/>
+            <w:tcW w:type="dxa" w:w="964"/>
           </w:tcPr>
           <w:tcPr/>
           <w:p>
@@ -37308,7 +37292,43 @@
               <w:rPr>
                 <w:rFonts w:ascii="Times New Roman" w:hAnsi="Times New Roman" w:cs="Times New Roman" w:eastAsia="SimSun"/>
               </w:rPr>
+              <w:t xml:space="preserve">模块</w:t>
+            </w:r>
+          </w:p>
+        </w:tc>
+        <w:tc>
+          <w:tcPr>
+            <w:tcW w:type="dxa" w:w="992"/>
+          </w:tcPr>
+          <w:tcPr/>
+          <w:p>
+            <w:pPr>
+              <w:pStyle w:val="Compact"/>
+              <w:jc w:val="center"/>
+            </w:pPr>
+            <w:r>
+              <w:rPr>
+                <w:rFonts w:ascii="Times New Roman" w:hAnsi="Times New Roman" w:cs="Times New Roman" w:eastAsia="SimSun"/>
+              </w:rPr>
               <w:t xml:space="preserve">难度</w:t>
+            </w:r>
+          </w:p>
+        </w:tc>
+        <w:tc>
+          <w:tcPr>
+            <w:tcW w:type="dxa" w:w="652"/>
+          </w:tcPr>
+          <w:tcPr/>
+          <w:p>
+            <w:pPr>
+              <w:pStyle w:val="Compact"/>
+              <w:jc w:val="center"/>
+            </w:pPr>
+            <w:r>
+              <w:rPr>
+                <w:rFonts w:ascii="Times New Roman" w:hAnsi="Times New Roman" w:cs="Times New Roman" w:eastAsia="SimSun"/>
+              </w:rPr>
+              <w:t xml:space="preserve">分值</w:t>
             </w:r>
           </w:p>
         </w:tc>
@@ -37316,7 +37336,7 @@
       <w:tr>
         <w:tc>
           <w:tcPr>
-            <w:tcW w:type="dxa" w:w="672"/>
+            <w:tcW w:type="dxa" w:w="737"/>
           </w:tcPr>
           <w:tcPr/>
           <w:p>
@@ -37331,7 +37351,742 @@
         </w:tc>
         <w:tc>
           <w:tcPr>
-            <w:tcW w:type="dxa" w:w="600"/>
+            <w:tcW w:type="dxa" w:w="2579"/>
+          </w:tcPr>
+          <w:tcPr/>
+          <w:p>
+            <w:pPr>
+              <w:pStyle w:val="Compact"/>
+            </w:pPr>
+            <w:r>
+              <w:rPr>
+                <w:rFonts w:ascii="Times New Roman" w:hAnsi="Times New Roman" w:cs="Times New Roman" w:eastAsia="SimSun"/>
+              </w:rPr>
+              <w:t xml:space="preserve">配套能力测试</w:t>
+            </w:r>
+            <w:r>
+              <w:t xml:space="preserve"> </w:t>
+            </w:r>
+            <w:r>
+              <w:rPr>
+                <w:rFonts w:ascii="Times New Roman" w:hAnsi="Times New Roman" w:cs="Times New Roman" w:eastAsia="SimSun"/>
+              </w:rPr>
+              <w:t xml:space="preserve">第3章</w:t>
+            </w:r>
+          </w:p>
+        </w:tc>
+        <w:tc>
+          <w:tcPr>
+            <w:tcW w:type="dxa" w:w="2708"/>
+          </w:tcPr>
+          <w:tcPr/>
+          <w:p>
+            <w:pPr>
+              <w:pStyle w:val="Compact"/>
+            </w:pPr>
+            <w:r>
+              <w:rPr>
+                <w:rFonts w:ascii="Times New Roman" w:hAnsi="Times New Roman" w:cs="Times New Roman" w:eastAsia="SimSun"/>
+              </w:rPr>
+              <w:t xml:space="preserve">题-053-一分册测试-Ch3B-5-甲硅烷</w:t>
+            </w:r>
+          </w:p>
+        </w:tc>
+        <w:tc>
+          <w:tcPr>
+            <w:tcW w:type="dxa" w:w="1120"/>
+          </w:tcPr>
+          <w:tcPr/>
+          <w:p>
+            <w:pPr>
+              <w:pStyle w:val="Compact"/>
+              <w:jc w:val="center"/>
+            </w:pPr>
+            <w:r>
+              <w:rPr>
+                <w:rFonts w:ascii="Times New Roman" w:hAnsi="Times New Roman" w:cs="Times New Roman" w:eastAsia="SimSun"/>
+              </w:rPr>
+              <w:t xml:space="preserve">一分册能力测试</w:t>
+            </w:r>
+          </w:p>
+        </w:tc>
+        <w:tc>
+          <w:tcPr>
+            <w:tcW w:type="dxa" w:w="964"/>
+          </w:tcPr>
+          <w:tcPr/>
+          <w:p>
+            <w:pPr>
+              <w:pStyle w:val="Compact"/>
+              <w:jc w:val="center"/>
+            </w:pPr>
+            <w:r>
+              <w:rPr>
+                <w:rFonts w:ascii="Times New Roman" w:hAnsi="Times New Roman" w:cs="Times New Roman" w:eastAsia="SimSun"/>
+              </w:rPr>
+              <w:t xml:space="preserve">元素与分析</w:t>
+            </w:r>
+          </w:p>
+        </w:tc>
+        <w:tc>
+          <w:tcPr>
+            <w:tcW w:type="dxa" w:w="992"/>
+          </w:tcPr>
+          <w:tcPr/>
+          <w:p>
+            <w:pPr>
+              <w:pStyle w:val="Compact"/>
+              <w:jc w:val="center"/>
+            </w:pPr>
+            <w:r>
+              <w:t xml:space="preserve">⭐⭐⭐⭐</w:t>
+            </w:r>
+          </w:p>
+        </w:tc>
+        <w:tc>
+          <w:tcPr>
+            <w:tcW w:type="dxa" w:w="652"/>
+          </w:tcPr>
+          <w:tcPr/>
+          <w:p>
+            <w:pPr>
+              <w:pStyle w:val="Compact"/>
+              <w:jc w:val="center"/>
+            </w:pPr>
+            <w:r>
+              <w:t xml:space="preserve">8</w:t>
+            </w:r>
+          </w:p>
+        </w:tc>
+      </w:tr>
+      <w:tr>
+        <w:tc>
+          <w:tcPr>
+            <w:tcW w:type="dxa" w:w="737"/>
+          </w:tcPr>
+          <w:tcPr/>
+          <w:p>
+            <w:pPr>
+              <w:pStyle w:val="Compact"/>
+              <w:jc w:val="center"/>
+            </w:pPr>
+            <w:r>
+              <w:t xml:space="preserve">2</w:t>
+            </w:r>
+          </w:p>
+        </w:tc>
+        <w:tc>
+          <w:tcPr>
+            <w:tcW w:type="dxa" w:w="2579"/>
+          </w:tcPr>
+          <w:tcPr/>
+          <w:p>
+            <w:pPr>
+              <w:pStyle w:val="Compact"/>
+            </w:pPr>
+            <w:r>
+              <w:rPr>
+                <w:rFonts w:ascii="Times New Roman" w:hAnsi="Times New Roman" w:cs="Times New Roman" w:eastAsia="SimSun"/>
+              </w:rPr>
+              <w:t xml:space="preserve">第14讲</w:t>
+            </w:r>
+            <w:r>
+              <w:t xml:space="preserve"> </w:t>
+            </w:r>
+            <w:r>
+              <w:rPr>
+                <w:rFonts w:ascii="Times New Roman" w:hAnsi="Times New Roman" w:cs="Times New Roman" w:eastAsia="SimSun"/>
+              </w:rPr>
+              <w:t xml:space="preserve">实战演练</w:t>
+            </w:r>
+            <w:r>
+              <w:t xml:space="preserve"> 13</w:t>
+            </w:r>
+          </w:p>
+        </w:tc>
+        <w:tc>
+          <w:tcPr>
+            <w:tcW w:type="dxa" w:w="2708"/>
+          </w:tcPr>
+          <w:tcPr/>
+          <w:p>
+            <w:pPr>
+              <w:pStyle w:val="Compact"/>
+            </w:pPr>
+            <w:r>
+              <w:rPr>
+                <w:rFonts w:ascii="Times New Roman" w:hAnsi="Times New Roman" w:cs="Times New Roman" w:eastAsia="SimSun"/>
+              </w:rPr>
+              <w:t xml:space="preserve">题-858-一分册-L14实13-BCl3与NH4Cl制硼氮环</w:t>
+            </w:r>
+          </w:p>
+        </w:tc>
+        <w:tc>
+          <w:tcPr>
+            <w:tcW w:type="dxa" w:w="1120"/>
+          </w:tcPr>
+          <w:tcPr/>
+          <w:p>
+            <w:pPr>
+              <w:pStyle w:val="Compact"/>
+              <w:jc w:val="center"/>
+            </w:pPr>
+            <w:r>
+              <w:rPr>
+                <w:rFonts w:ascii="Times New Roman" w:hAnsi="Times New Roman" w:cs="Times New Roman" w:eastAsia="SimSun"/>
+              </w:rPr>
+              <w:t xml:space="preserve">高中化学竞赛教程第一分册</w:t>
+            </w:r>
+          </w:p>
+        </w:tc>
+        <w:tc>
+          <w:tcPr>
+            <w:tcW w:type="dxa" w:w="964"/>
+          </w:tcPr>
+          <w:tcPr/>
+          <w:p>
+            <w:pPr>
+              <w:pStyle w:val="Compact"/>
+              <w:jc w:val="center"/>
+            </w:pPr>
+            <w:r>
+              <w:rPr>
+                <w:rFonts w:ascii="Times New Roman" w:hAnsi="Times New Roman" w:cs="Times New Roman" w:eastAsia="SimSun"/>
+              </w:rPr>
+              <w:t xml:space="preserve">元素与分析</w:t>
+            </w:r>
+          </w:p>
+        </w:tc>
+        <w:tc>
+          <w:tcPr>
+            <w:tcW w:type="dxa" w:w="992"/>
+          </w:tcPr>
+          <w:tcPr/>
+          <w:p>
+            <w:pPr>
+              <w:pStyle w:val="Compact"/>
+              <w:jc w:val="center"/>
+            </w:pPr>
+            <w:r>
+              <w:t xml:space="preserve">⭐⭐⭐⭐⭐</w:t>
+            </w:r>
+          </w:p>
+        </w:tc>
+        <w:tc>
+          <w:tcPr>
+            <w:tcW w:type="dxa" w:w="652"/>
+          </w:tcPr>
+          <w:tcPr/>
+          <w:p>
+            <w:pPr>
+              <w:pStyle w:val="Compact"/>
+              <w:jc w:val="center"/>
+            </w:pPr>
+            <w:r>
+              <w:t xml:space="preserve">8</w:t>
+            </w:r>
+          </w:p>
+        </w:tc>
+      </w:tr>
+      <w:tr>
+        <w:tc>
+          <w:tcPr>
+            <w:tcW w:type="dxa" w:w="737"/>
+          </w:tcPr>
+          <w:tcPr/>
+          <w:p>
+            <w:pPr>
+              <w:pStyle w:val="Compact"/>
+              <w:jc w:val="center"/>
+            </w:pPr>
+            <w:r>
+              <w:t xml:space="preserve">3</w:t>
+            </w:r>
+          </w:p>
+        </w:tc>
+        <w:tc>
+          <w:tcPr>
+            <w:tcW w:type="dxa" w:w="2579"/>
+          </w:tcPr>
+          <w:tcPr/>
+          <w:p>
+            <w:pPr>
+              <w:pStyle w:val="Compact"/>
+            </w:pPr>
+            <w:r>
+              <w:rPr>
+                <w:rFonts w:ascii="Times New Roman" w:hAnsi="Times New Roman" w:cs="Times New Roman" w:eastAsia="SimSun"/>
+              </w:rPr>
+              <w:t xml:space="preserve">第1章</w:t>
+            </w:r>
+            <w:r>
+              <w:t xml:space="preserve"> </w:t>
+            </w:r>
+            <w:r>
+              <w:rPr>
+                <w:rFonts w:ascii="Times New Roman" w:hAnsi="Times New Roman" w:cs="Times New Roman" w:eastAsia="SimSun"/>
+              </w:rPr>
+              <w:t xml:space="preserve">化学反应方程式与核化学反应方程式·A卷第6题</w:t>
+            </w:r>
+          </w:p>
+        </w:tc>
+        <w:tc>
+          <w:tcPr>
+            <w:tcW w:type="dxa" w:w="2708"/>
+          </w:tcPr>
+          <w:tcPr/>
+          <w:p>
+            <w:pPr>
+              <w:pStyle w:val="Compact"/>
+            </w:pPr>
+            <w:r>
+              <w:rPr>
+                <w:rFonts w:ascii="Times New Roman" w:hAnsi="Times New Roman" w:cs="Times New Roman" w:eastAsia="SimSun"/>
+              </w:rPr>
+              <w:t xml:space="preserve">题-281-化学能力测试-Ch1A-6-独居石钍铀放射性年代</w:t>
+            </w:r>
+          </w:p>
+        </w:tc>
+        <w:tc>
+          <w:tcPr>
+            <w:tcW w:type="dxa" w:w="1120"/>
+          </w:tcPr>
+          <w:tcPr/>
+          <w:p>
+            <w:pPr>
+              <w:pStyle w:val="Compact"/>
+              <w:jc w:val="center"/>
+            </w:pPr>
+            <w:r>
+              <w:rPr>
+                <w:rFonts w:ascii="Times New Roman" w:hAnsi="Times New Roman" w:cs="Times New Roman" w:eastAsia="SimSun"/>
+              </w:rPr>
+              <w:t xml:space="preserve">化学能力测试</w:t>
+            </w:r>
+          </w:p>
+        </w:tc>
+        <w:tc>
+          <w:tcPr>
+            <w:tcW w:type="dxa" w:w="964"/>
+          </w:tcPr>
+          <w:tcPr/>
+          <w:p>
+            <w:pPr>
+              <w:pStyle w:val="Compact"/>
+              <w:jc w:val="center"/>
+            </w:pPr>
+            <w:r>
+              <w:rPr>
+                <w:rFonts w:ascii="Times New Roman" w:hAnsi="Times New Roman" w:cs="Times New Roman" w:eastAsia="SimSun"/>
+              </w:rPr>
+              <w:t xml:space="preserve">元素与分析</w:t>
+            </w:r>
+          </w:p>
+        </w:tc>
+        <w:tc>
+          <w:tcPr>
+            <w:tcW w:type="dxa" w:w="992"/>
+          </w:tcPr>
+          <w:tcPr/>
+          <w:p>
+            <w:pPr>
+              <w:pStyle w:val="Compact"/>
+              <w:jc w:val="center"/>
+            </w:pPr>
+            <w:r>
+              <w:t xml:space="preserve">⭐⭐⭐⭐⭐</w:t>
+            </w:r>
+          </w:p>
+        </w:tc>
+        <w:tc>
+          <w:tcPr>
+            <w:tcW w:type="dxa" w:w="652"/>
+          </w:tcPr>
+          <w:tcPr/>
+          <w:p>
+            <w:pPr>
+              <w:pStyle w:val="Compact"/>
+              <w:jc w:val="center"/>
+            </w:pPr>
+            <w:r>
+              <w:t xml:space="preserve">10</w:t>
+            </w:r>
+          </w:p>
+        </w:tc>
+      </w:tr>
+      <w:tr>
+        <w:tc>
+          <w:tcPr>
+            <w:tcW w:type="dxa" w:w="737"/>
+          </w:tcPr>
+          <w:tcPr/>
+          <w:p>
+            <w:pPr>
+              <w:pStyle w:val="Compact"/>
+              <w:jc w:val="center"/>
+            </w:pPr>
+            <w:r>
+              <w:t xml:space="preserve">4</w:t>
+            </w:r>
+          </w:p>
+        </w:tc>
+        <w:tc>
+          <w:tcPr>
+            <w:tcW w:type="dxa" w:w="2579"/>
+          </w:tcPr>
+          <w:tcPr/>
+          <w:p>
+            <w:pPr>
+              <w:pStyle w:val="Compact"/>
+            </w:pPr>
+            <w:r>
+              <w:rPr>
+                <w:rFonts w:ascii="Times New Roman" w:hAnsi="Times New Roman" w:cs="Times New Roman" w:eastAsia="SimSun"/>
+              </w:rPr>
+              <w:t xml:space="preserve">配套能力测试</w:t>
+            </w:r>
+            <w:r>
+              <w:t xml:space="preserve"> </w:t>
+            </w:r>
+            <w:r>
+              <w:rPr>
+                <w:rFonts w:ascii="Times New Roman" w:hAnsi="Times New Roman" w:cs="Times New Roman" w:eastAsia="SimSun"/>
+              </w:rPr>
+              <w:t xml:space="preserve">第7章</w:t>
+            </w:r>
+          </w:p>
+        </w:tc>
+        <w:tc>
+          <w:tcPr>
+            <w:tcW w:type="dxa" w:w="2708"/>
+          </w:tcPr>
+          <w:tcPr/>
+          <w:p>
+            <w:pPr>
+              <w:pStyle w:val="Compact"/>
+            </w:pPr>
+            <w:r>
+              <w:rPr>
+                <w:rFonts w:ascii="Times New Roman" w:hAnsi="Times New Roman" w:cs="Times New Roman" w:eastAsia="SimSun"/>
+              </w:rPr>
+              <w:t xml:space="preserve">题-129-一分册测试-Ch7B-4-ADN推进剂合成与爆炸</w:t>
+            </w:r>
+          </w:p>
+        </w:tc>
+        <w:tc>
+          <w:tcPr>
+            <w:tcW w:type="dxa" w:w="1120"/>
+          </w:tcPr>
+          <w:tcPr/>
+          <w:p>
+            <w:pPr>
+              <w:pStyle w:val="Compact"/>
+              <w:jc w:val="center"/>
+            </w:pPr>
+            <w:r>
+              <w:rPr>
+                <w:rFonts w:ascii="Times New Roman" w:hAnsi="Times New Roman" w:cs="Times New Roman" w:eastAsia="SimSun"/>
+              </w:rPr>
+              <w:t xml:space="preserve">一分册能力测试</w:t>
+            </w:r>
+          </w:p>
+        </w:tc>
+        <w:tc>
+          <w:tcPr>
+            <w:tcW w:type="dxa" w:w="964"/>
+          </w:tcPr>
+          <w:tcPr/>
+          <w:p>
+            <w:pPr>
+              <w:pStyle w:val="Compact"/>
+              <w:jc w:val="center"/>
+            </w:pPr>
+            <w:r>
+              <w:rPr>
+                <w:rFonts w:ascii="Times New Roman" w:hAnsi="Times New Roman" w:cs="Times New Roman" w:eastAsia="SimSun"/>
+              </w:rPr>
+              <w:t xml:space="preserve">元素与分析</w:t>
+            </w:r>
+          </w:p>
+        </w:tc>
+        <w:tc>
+          <w:tcPr>
+            <w:tcW w:type="dxa" w:w="992"/>
+          </w:tcPr>
+          <w:tcPr/>
+          <w:p>
+            <w:pPr>
+              <w:pStyle w:val="Compact"/>
+              <w:jc w:val="center"/>
+            </w:pPr>
+            <w:r>
+              <w:t xml:space="preserve">⭐⭐⭐⭐⭐</w:t>
+            </w:r>
+          </w:p>
+        </w:tc>
+        <w:tc>
+          <w:tcPr>
+            <w:tcW w:type="dxa" w:w="652"/>
+          </w:tcPr>
+          <w:tcPr/>
+          <w:p>
+            <w:pPr>
+              <w:pStyle w:val="Compact"/>
+              <w:jc w:val="center"/>
+            </w:pPr>
+            <w:r>
+              <w:t xml:space="preserve">9</w:t>
+            </w:r>
+          </w:p>
+        </w:tc>
+      </w:tr>
+      <w:tr>
+        <w:tc>
+          <w:tcPr>
+            <w:tcW w:type="dxa" w:w="737"/>
+          </w:tcPr>
+          <w:tcPr/>
+          <w:p>
+            <w:pPr>
+              <w:pStyle w:val="Compact"/>
+              <w:jc w:val="center"/>
+            </w:pPr>
+            <w:r>
+              <w:t xml:space="preserve">5</w:t>
+            </w:r>
+          </w:p>
+        </w:tc>
+        <w:tc>
+          <w:tcPr>
+            <w:tcW w:type="dxa" w:w="2579"/>
+          </w:tcPr>
+          <w:tcPr/>
+          <w:p>
+            <w:pPr>
+              <w:pStyle w:val="Compact"/>
+            </w:pPr>
+            <w:r>
+              <w:rPr>
+                <w:rFonts w:ascii="Times New Roman" w:hAnsi="Times New Roman" w:cs="Times New Roman" w:eastAsia="SimSun"/>
+              </w:rPr>
+              <w:t xml:space="preserve">PCl5含量测定与磷钼酸铵法…</w:t>
+            </w:r>
+          </w:p>
+        </w:tc>
+        <w:tc>
+          <w:tcPr>
+            <w:tcW w:type="dxa" w:w="2708"/>
+          </w:tcPr>
+          <w:tcPr/>
+          <w:p>
+            <w:pPr>
+              <w:pStyle w:val="Compact"/>
+            </w:pPr>
+            <w:r>
+              <w:rPr>
+                <w:rFonts w:ascii="Times New Roman" w:hAnsi="Times New Roman" w:cs="Times New Roman" w:eastAsia="SimSun"/>
+              </w:rPr>
+              <w:t xml:space="preserve">题-075-初赛讲义-溶液与化学分析-习题9.53</w:t>
+            </w:r>
+          </w:p>
+        </w:tc>
+        <w:tc>
+          <w:tcPr>
+            <w:tcW w:type="dxa" w:w="1120"/>
+          </w:tcPr>
+          <w:tcPr/>
+          <w:p>
+            <w:pPr>
+              <w:pStyle w:val="Compact"/>
+              <w:jc w:val="center"/>
+            </w:pPr>
+            <w:r>
+              <w:rPr>
+                <w:rFonts w:ascii="Times New Roman" w:hAnsi="Times New Roman" w:cs="Times New Roman" w:eastAsia="SimSun"/>
+              </w:rPr>
+              <w:t xml:space="preserve">化学竞赛初赛讲义</w:t>
+            </w:r>
+          </w:p>
+        </w:tc>
+        <w:tc>
+          <w:tcPr>
+            <w:tcW w:type="dxa" w:w="964"/>
+          </w:tcPr>
+          <w:tcPr/>
+          <w:p>
+            <w:pPr>
+              <w:pStyle w:val="Compact"/>
+              <w:jc w:val="center"/>
+            </w:pPr>
+            <w:r>
+              <w:rPr>
+                <w:rFonts w:ascii="Times New Roman" w:hAnsi="Times New Roman" w:cs="Times New Roman" w:eastAsia="SimSun"/>
+              </w:rPr>
+              <w:t xml:space="preserve">元素与分析</w:t>
+            </w:r>
+          </w:p>
+        </w:tc>
+        <w:tc>
+          <w:tcPr>
+            <w:tcW w:type="dxa" w:w="992"/>
+          </w:tcPr>
+          <w:tcPr/>
+          <w:p>
+            <w:pPr>
+              <w:pStyle w:val="Compact"/>
+              <w:jc w:val="center"/>
+            </w:pPr>
+            <w:r>
+              <w:t xml:space="preserve">⭐⭐⭐⭐</w:t>
+            </w:r>
+          </w:p>
+        </w:tc>
+        <w:tc>
+          <w:tcPr>
+            <w:tcW w:type="dxa" w:w="652"/>
+          </w:tcPr>
+          <w:tcPr/>
+          <w:p>
+            <w:pPr>
+              <w:pStyle w:val="Compact"/>
+              <w:jc w:val="center"/>
+            </w:pPr>
+            <w:r>
+              <w:t xml:space="preserve">9</w:t>
+            </w:r>
+          </w:p>
+        </w:tc>
+      </w:tr>
+      <w:tr>
+        <w:tc>
+          <w:tcPr>
+            <w:tcW w:type="dxa" w:w="737"/>
+          </w:tcPr>
+          <w:tcPr/>
+          <w:p>
+            <w:pPr>
+              <w:pStyle w:val="Compact"/>
+              <w:jc w:val="center"/>
+            </w:pPr>
+            <w:r>
+              <w:t xml:space="preserve">6</w:t>
+            </w:r>
+          </w:p>
+        </w:tc>
+        <w:tc>
+          <w:tcPr>
+            <w:tcW w:type="dxa" w:w="2579"/>
+          </w:tcPr>
+          <w:tcPr/>
+          <w:p>
+            <w:pPr>
+              <w:pStyle w:val="Compact"/>
+            </w:pPr>
+            <w:r>
+              <w:rPr>
+                <w:rFonts w:ascii="Times New Roman" w:hAnsi="Times New Roman" w:cs="Times New Roman" w:eastAsia="SimSun"/>
+              </w:rPr>
+              <w:t xml:space="preserve">高中化学竞赛教程第一分册</w:t>
+            </w:r>
+            <w:r>
+              <w:t xml:space="preserve"> </w:t>
+            </w:r>
+            <w:r>
+              <w:rPr>
+                <w:rFonts w:ascii="Times New Roman" w:hAnsi="Times New Roman" w:cs="Times New Roman" w:eastAsia="SimSun"/>
+              </w:rPr>
+              <w:t xml:space="preserve">测试题三</w:t>
+            </w:r>
+          </w:p>
+        </w:tc>
+        <w:tc>
+          <w:tcPr>
+            <w:tcW w:type="dxa" w:w="2708"/>
+          </w:tcPr>
+          <w:tcPr/>
+          <w:p>
+            <w:pPr>
+              <w:pStyle w:val="Compact"/>
+            </w:pPr>
+            <w:r>
+              <w:rPr>
+                <w:rFonts w:ascii="Times New Roman" w:hAnsi="Times New Roman" w:cs="Times New Roman" w:eastAsia="SimSun"/>
+              </w:rPr>
+              <w:t xml:space="preserve">题-801-一分册-测3-22</w:t>
+            </w:r>
+          </w:p>
+        </w:tc>
+        <w:tc>
+          <w:tcPr>
+            <w:tcW w:type="dxa" w:w="1120"/>
+          </w:tcPr>
+          <w:tcPr/>
+          <w:p>
+            <w:pPr>
+              <w:pStyle w:val="Compact"/>
+              <w:jc w:val="center"/>
+            </w:pPr>
+            <w:r>
+              <w:rPr>
+                <w:rFonts w:ascii="Times New Roman" w:hAnsi="Times New Roman" w:cs="Times New Roman" w:eastAsia="SimSun"/>
+              </w:rPr>
+              <w:t xml:space="preserve">高中化学竞赛教程第一分册</w:t>
+            </w:r>
+          </w:p>
+        </w:tc>
+        <w:tc>
+          <w:tcPr>
+            <w:tcW w:type="dxa" w:w="964"/>
+          </w:tcPr>
+          <w:tcPr/>
+          <w:p>
+            <w:pPr>
+              <w:pStyle w:val="Compact"/>
+              <w:jc w:val="center"/>
+            </w:pPr>
+            <w:r>
+              <w:rPr>
+                <w:rFonts w:ascii="Times New Roman" w:hAnsi="Times New Roman" w:cs="Times New Roman" w:eastAsia="SimSun"/>
+              </w:rPr>
+              <w:t xml:space="preserve">元素与分析</w:t>
+            </w:r>
+          </w:p>
+        </w:tc>
+        <w:tc>
+          <w:tcPr>
+            <w:tcW w:type="dxa" w:w="992"/>
+          </w:tcPr>
+          <w:tcPr/>
+          <w:p>
+            <w:pPr>
+              <w:pStyle w:val="Compact"/>
+              <w:jc w:val="center"/>
+            </w:pPr>
+            <w:r>
+              <w:t xml:space="preserve">⭐⭐⭐⭐</w:t>
+            </w:r>
+          </w:p>
+        </w:tc>
+        <w:tc>
+          <w:tcPr>
+            <w:tcW w:type="dxa" w:w="652"/>
+          </w:tcPr>
+          <w:tcPr/>
+          <w:p>
+            <w:pPr>
+              <w:pStyle w:val="Compact"/>
+              <w:jc w:val="center"/>
+            </w:pPr>
+            <w:r>
+              <w:t xml:space="preserve">10</w:t>
+            </w:r>
+          </w:p>
+        </w:tc>
+      </w:tr>
+      <w:tr>
+        <w:tc>
+          <w:tcPr>
+            <w:tcW w:type="dxa" w:w="737"/>
           </w:tcPr>
           <w:tcPr/>
           <w:p>
@@ -37346,7 +38101,7 @@
         </w:tc>
         <w:tc>
           <w:tcPr>
-            <w:tcW w:type="dxa" w:w="3307"/>
+            <w:tcW w:type="dxa" w:w="2579"/>
           </w:tcPr>
           <w:tcPr/>
           <w:p>
@@ -37357,22 +38112,13 @@
               <w:rPr>
                 <w:rFonts w:ascii="Times New Roman" w:hAnsi="Times New Roman" w:cs="Times New Roman" w:eastAsia="SimSun"/>
               </w:rPr>
-              <w:t xml:space="preserve">配套能力测试</w:t>
-            </w:r>
-            <w:r>
-              <w:t xml:space="preserve"> </w:t>
-            </w:r>
-            <w:r>
-              <w:rPr>
-                <w:rFonts w:ascii="Times New Roman" w:hAnsi="Times New Roman" w:cs="Times New Roman" w:eastAsia="SimSun"/>
-              </w:rPr>
-              <w:t xml:space="preserve">第3章</w:t>
+              <w:t xml:space="preserve">氧分子离子化合物（第17届IChO）</w:t>
             </w:r>
           </w:p>
         </w:tc>
         <w:tc>
           <w:tcPr>
-            <w:tcW w:type="dxa" w:w="3116"/>
+            <w:tcW w:type="dxa" w:w="2708"/>
           </w:tcPr>
           <w:tcPr/>
           <w:p>
@@ -37383,30 +38129,13 @@
               <w:rPr>
                 <w:rFonts w:ascii="Times New Roman" w:hAnsi="Times New Roman" w:cs="Times New Roman" w:eastAsia="SimSun"/>
               </w:rPr>
-              <w:t xml:space="preserve">题-053-一分册测试-Ch3B-5-甲硅烷</w:t>
+              <w:t xml:space="preserve">题-045-上海中学-共价键理论-习题10</w:t>
             </w:r>
           </w:p>
         </w:tc>
         <w:tc>
           <w:tcPr>
-            <w:tcW w:type="dxa" w:w="1805"/>
-          </w:tcPr>
-          <w:tcPr/>
-          <w:p>
-            <w:pPr>
-              <w:pStyle w:val="Compact"/>
-            </w:pPr>
-            <w:r>
-              <w:rPr>
-                <w:rFonts w:ascii="Times New Roman" w:hAnsi="Times New Roman" w:cs="Times New Roman" w:eastAsia="SimSun"/>
-              </w:rPr>
-              <w:t xml:space="preserve">一分册能力测试</w:t>
-            </w:r>
-          </w:p>
-        </w:tc>
-        <w:tc>
-          <w:tcPr>
-            <w:tcW w:type="dxa" w:w="252"/>
+            <w:tcW w:type="dxa" w:w="1120"/>
           </w:tcPr>
           <w:tcPr/>
           <w:p>
@@ -37415,15 +38144,16 @@
               <w:jc w:val="center"/>
             </w:pPr>
             <w:r>
-              <w:t xml:space="preserve">⭐⭐⭐⭐</w:t>
+              <w:rPr>
+                <w:rFonts w:ascii="Times New Roman" w:hAnsi="Times New Roman" w:cs="Times New Roman" w:eastAsia="SimSun"/>
+              </w:rPr>
+              <w:t xml:space="preserve">上海中学竞赛课程</w:t>
             </w:r>
           </w:p>
         </w:tc>
-      </w:tr>
-      <w:tr>
         <w:tc>
           <w:tcPr>
-            <w:tcW w:type="dxa" w:w="672"/>
+            <w:tcW w:type="dxa" w:w="964"/>
           </w:tcPr>
           <w:tcPr/>
           <w:p>
@@ -37432,13 +38162,31 @@
               <w:jc w:val="center"/>
             </w:pPr>
             <w:r>
-              <w:t xml:space="preserve">2</w:t>
+              <w:rPr>
+                <w:rFonts w:ascii="Times New Roman" w:hAnsi="Times New Roman" w:cs="Times New Roman" w:eastAsia="SimSun"/>
+              </w:rPr>
+              <w:t xml:space="preserve">结构化学</w:t>
             </w:r>
           </w:p>
         </w:tc>
         <w:tc>
           <w:tcPr>
-            <w:tcW w:type="dxa" w:w="600"/>
+            <w:tcW w:type="dxa" w:w="992"/>
+          </w:tcPr>
+          <w:tcPr/>
+          <w:p>
+            <w:pPr>
+              <w:pStyle w:val="Compact"/>
+              <w:jc w:val="center"/>
+            </w:pPr>
+            <w:r>
+              <w:t xml:space="preserve">⭐⭐⭐⭐⭐</w:t>
+            </w:r>
+          </w:p>
+        </w:tc>
+        <w:tc>
+          <w:tcPr>
+            <w:tcW w:type="dxa" w:w="652"/>
           </w:tcPr>
           <w:tcPr/>
           <w:p>
@@ -37451,9 +38199,26 @@
             </w:r>
           </w:p>
         </w:tc>
+      </w:tr>
+      <w:tr>
         <w:tc>
           <w:tcPr>
-            <w:tcW w:type="dxa" w:w="3307"/>
+            <w:tcW w:type="dxa" w:w="737"/>
+          </w:tcPr>
+          <w:tcPr/>
+          <w:p>
+            <w:pPr>
+              <w:pStyle w:val="Compact"/>
+              <w:jc w:val="center"/>
+            </w:pPr>
+            <w:r>
+              <w:t xml:space="preserve">9</w:t>
+            </w:r>
+          </w:p>
+        </w:tc>
+        <w:tc>
+          <w:tcPr>
+            <w:tcW w:type="dxa" w:w="2579"/>
           </w:tcPr>
           <w:tcPr/>
           <w:p>
@@ -37464,25 +38229,13 @@
               <w:rPr>
                 <w:rFonts w:ascii="Times New Roman" w:hAnsi="Times New Roman" w:cs="Times New Roman" w:eastAsia="SimSun"/>
               </w:rPr>
-              <w:t xml:space="preserve">第14讲</w:t>
-            </w:r>
-            <w:r>
-              <w:t xml:space="preserve"> </w:t>
-            </w:r>
-            <w:r>
-              <w:rPr>
-                <w:rFonts w:ascii="Times New Roman" w:hAnsi="Times New Roman" w:cs="Times New Roman" w:eastAsia="SimSun"/>
-              </w:rPr>
-              <w:t xml:space="preserve">实战演练</w:t>
-            </w:r>
-            <w:r>
-              <w:t xml:space="preserve"> 13</w:t>
+              <w:t xml:space="preserve">氯气水合物包合物结构（第40届IChO）</w:t>
             </w:r>
           </w:p>
         </w:tc>
         <w:tc>
           <w:tcPr>
-            <w:tcW w:type="dxa" w:w="3116"/>
+            <w:tcW w:type="dxa" w:w="2708"/>
           </w:tcPr>
           <w:tcPr/>
           <w:p>
@@ -37493,30 +38246,49 @@
               <w:rPr>
                 <w:rFonts w:ascii="Times New Roman" w:hAnsi="Times New Roman" w:cs="Times New Roman" w:eastAsia="SimSun"/>
               </w:rPr>
-              <w:t xml:space="preserve">题-858-一分册-L14实13-BCl3与NH4Cl制硼氮环</w:t>
+              <w:t xml:space="preserve">题-050-上海中学-其他类型晶体-习题6</w:t>
             </w:r>
           </w:p>
         </w:tc>
         <w:tc>
           <w:tcPr>
-            <w:tcW w:type="dxa" w:w="1805"/>
+            <w:tcW w:type="dxa" w:w="1120"/>
           </w:tcPr>
           <w:tcPr/>
           <w:p>
             <w:pPr>
               <w:pStyle w:val="Compact"/>
+              <w:jc w:val="center"/>
             </w:pPr>
             <w:r>
               <w:rPr>
                 <w:rFonts w:ascii="Times New Roman" w:hAnsi="Times New Roman" w:cs="Times New Roman" w:eastAsia="SimSun"/>
               </w:rPr>
-              <w:t xml:space="preserve">高中化学竞赛教程第一分册</w:t>
+              <w:t xml:space="preserve">上海中学竞赛课程</w:t>
             </w:r>
           </w:p>
         </w:tc>
         <w:tc>
           <w:tcPr>
-            <w:tcW w:type="dxa" w:w="252"/>
+            <w:tcW w:type="dxa" w:w="964"/>
+          </w:tcPr>
+          <w:tcPr/>
+          <w:p>
+            <w:pPr>
+              <w:pStyle w:val="Compact"/>
+              <w:jc w:val="center"/>
+            </w:pPr>
+            <w:r>
+              <w:rPr>
+                <w:rFonts w:ascii="Times New Roman" w:hAnsi="Times New Roman" w:cs="Times New Roman" w:eastAsia="SimSun"/>
+              </w:rPr>
+              <w:t xml:space="preserve">结构化学</w:t>
+            </w:r>
+          </w:p>
+        </w:tc>
+        <w:tc>
+          <w:tcPr>
+            <w:tcW w:type="dxa" w:w="992"/>
           </w:tcPr>
           <w:tcPr/>
           <w:p>
@@ -37529,11 +38301,9 @@
             </w:r>
           </w:p>
         </w:tc>
-      </w:tr>
-      <w:tr>
         <w:tc>
           <w:tcPr>
-            <w:tcW w:type="dxa" w:w="672"/>
+            <w:tcW w:type="dxa" w:w="652"/>
           </w:tcPr>
           <w:tcPr/>
           <w:p>
@@ -37542,13 +38312,15 @@
               <w:jc w:val="center"/>
             </w:pPr>
             <w:r>
-              <w:t xml:space="preserve">3</w:t>
+              <w:t xml:space="preserve">8</w:t>
             </w:r>
           </w:p>
         </w:tc>
+      </w:tr>
+      <w:tr>
         <w:tc>
           <w:tcPr>
-            <w:tcW w:type="dxa" w:w="600"/>
+            <w:tcW w:type="dxa" w:w="737"/>
           </w:tcPr>
           <w:tcPr/>
           <w:p>
@@ -37563,7 +38335,7 @@
         </w:tc>
         <w:tc>
           <w:tcPr>
-            <w:tcW w:type="dxa" w:w="3307"/>
+            <w:tcW w:type="dxa" w:w="2579"/>
           </w:tcPr>
           <w:tcPr/>
           <w:p>
@@ -37574,7 +38346,7 @@
               <w:rPr>
                 <w:rFonts w:ascii="Times New Roman" w:hAnsi="Times New Roman" w:cs="Times New Roman" w:eastAsia="SimSun"/>
               </w:rPr>
-              <w:t xml:space="preserve">第1章</w:t>
+              <w:t xml:space="preserve">第10讲</w:t>
             </w:r>
             <w:r>
               <w:t xml:space="preserve"> </w:t>
@@ -37583,13 +38355,13 @@
               <w:rPr>
                 <w:rFonts w:ascii="Times New Roman" w:hAnsi="Times New Roman" w:cs="Times New Roman" w:eastAsia="SimSun"/>
               </w:rPr>
-              <w:t xml:space="preserve">化学反应方程式与核化学反应方程式·A卷第6题</w:t>
+              <w:t xml:space="preserve">例1</w:t>
             </w:r>
           </w:p>
         </w:tc>
         <w:tc>
           <w:tcPr>
-            <w:tcW w:type="dxa" w:w="3116"/>
+            <w:tcW w:type="dxa" w:w="2708"/>
           </w:tcPr>
           <w:tcPr/>
           <w:p>
@@ -37600,30 +38372,13 @@
               <w:rPr>
                 <w:rFonts w:ascii="Times New Roman" w:hAnsi="Times New Roman" w:cs="Times New Roman" w:eastAsia="SimSun"/>
               </w:rPr>
-              <w:t xml:space="preserve">题-281-化学能力测试-Ch1A-6-独居石钍铀放射性年代</w:t>
+              <w:t xml:space="preserve">题-693-一分册-L10对例1-铁同素异晶与马氏体密度</w:t>
             </w:r>
           </w:p>
         </w:tc>
         <w:tc>
           <w:tcPr>
-            <w:tcW w:type="dxa" w:w="1805"/>
-          </w:tcPr>
-          <w:tcPr/>
-          <w:p>
-            <w:pPr>
-              <w:pStyle w:val="Compact"/>
-            </w:pPr>
-            <w:r>
-              <w:rPr>
-                <w:rFonts w:ascii="Times New Roman" w:hAnsi="Times New Roman" w:cs="Times New Roman" w:eastAsia="SimSun"/>
-              </w:rPr>
-              <w:t xml:space="preserve">化学能力测试</w:t>
-            </w:r>
-          </w:p>
-        </w:tc>
-        <w:tc>
-          <w:tcPr>
-            <w:tcW w:type="dxa" w:w="252"/>
+            <w:tcW w:type="dxa" w:w="1120"/>
           </w:tcPr>
           <w:tcPr/>
           <w:p>
@@ -37632,15 +38387,16 @@
               <w:jc w:val="center"/>
             </w:pPr>
             <w:r>
-              <w:t xml:space="preserve">⭐⭐⭐⭐⭐</w:t>
+              <w:rPr>
+                <w:rFonts w:ascii="Times New Roman" w:hAnsi="Times New Roman" w:cs="Times New Roman" w:eastAsia="SimSun"/>
+              </w:rPr>
+              <w:t xml:space="preserve">高中化学竞赛教程第一分册</w:t>
             </w:r>
           </w:p>
         </w:tc>
-      </w:tr>
-      <w:tr>
         <w:tc>
           <w:tcPr>
-            <w:tcW w:type="dxa" w:w="672"/>
+            <w:tcW w:type="dxa" w:w="964"/>
           </w:tcPr>
           <w:tcPr/>
           <w:p>
@@ -37649,13 +38405,31 @@
               <w:jc w:val="center"/>
             </w:pPr>
             <w:r>
-              <w:t xml:space="preserve">4</w:t>
+              <w:rPr>
+                <w:rFonts w:ascii="Times New Roman" w:hAnsi="Times New Roman" w:cs="Times New Roman" w:eastAsia="SimSun"/>
+              </w:rPr>
+              <w:t xml:space="preserve">结构化学</w:t>
             </w:r>
           </w:p>
         </w:tc>
         <w:tc>
           <w:tcPr>
-            <w:tcW w:type="dxa" w:w="600"/>
+            <w:tcW w:type="dxa" w:w="992"/>
+          </w:tcPr>
+          <w:tcPr/>
+          <w:p>
+            <w:pPr>
+              <w:pStyle w:val="Compact"/>
+              <w:jc w:val="center"/>
+            </w:pPr>
+            <w:r>
+              <w:t xml:space="preserve">⭐⭐⭐⭐</w:t>
+            </w:r>
+          </w:p>
+        </w:tc>
+        <w:tc>
+          <w:tcPr>
+            <w:tcW w:type="dxa" w:w="652"/>
           </w:tcPr>
           <w:tcPr/>
           <w:p>
@@ -37668,594 +38442,11 @@
             </w:r>
           </w:p>
         </w:tc>
-        <w:tc>
-          <w:tcPr>
-            <w:tcW w:type="dxa" w:w="3307"/>
-          </w:tcPr>
-          <w:tcPr/>
-          <w:p>
-            <w:pPr>
-              <w:pStyle w:val="Compact"/>
-            </w:pPr>
-            <w:r>
-              <w:rPr>
-                <w:rFonts w:ascii="Times New Roman" w:hAnsi="Times New Roman" w:cs="Times New Roman" w:eastAsia="SimSun"/>
-              </w:rPr>
-              <w:t xml:space="preserve">配套能力测试</w:t>
-            </w:r>
-            <w:r>
-              <w:t xml:space="preserve"> </w:t>
-            </w:r>
-            <w:r>
-              <w:rPr>
-                <w:rFonts w:ascii="Times New Roman" w:hAnsi="Times New Roman" w:cs="Times New Roman" w:eastAsia="SimSun"/>
-              </w:rPr>
-              <w:t xml:space="preserve">第7章</w:t>
-            </w:r>
-          </w:p>
-        </w:tc>
-        <w:tc>
-          <w:tcPr>
-            <w:tcW w:type="dxa" w:w="3116"/>
-          </w:tcPr>
-          <w:tcPr/>
-          <w:p>
-            <w:pPr>
-              <w:pStyle w:val="Compact"/>
-            </w:pPr>
-            <w:r>
-              <w:rPr>
-                <w:rFonts w:ascii="Times New Roman" w:hAnsi="Times New Roman" w:cs="Times New Roman" w:eastAsia="SimSun"/>
-              </w:rPr>
-              <w:t xml:space="preserve">题-129-一分册测试-Ch7B-4-ADN推进剂合成与爆炸</w:t>
-            </w:r>
-          </w:p>
-        </w:tc>
-        <w:tc>
-          <w:tcPr>
-            <w:tcW w:type="dxa" w:w="1805"/>
-          </w:tcPr>
-          <w:tcPr/>
-          <w:p>
-            <w:pPr>
-              <w:pStyle w:val="Compact"/>
-            </w:pPr>
-            <w:r>
-              <w:rPr>
-                <w:rFonts w:ascii="Times New Roman" w:hAnsi="Times New Roman" w:cs="Times New Roman" w:eastAsia="SimSun"/>
-              </w:rPr>
-              <w:t xml:space="preserve">一分册能力测试</w:t>
-            </w:r>
-          </w:p>
-        </w:tc>
-        <w:tc>
-          <w:tcPr>
-            <w:tcW w:type="dxa" w:w="252"/>
-          </w:tcPr>
-          <w:tcPr/>
-          <w:p>
-            <w:pPr>
-              <w:pStyle w:val="Compact"/>
-              <w:jc w:val="center"/>
-            </w:pPr>
-            <w:r>
-              <w:t xml:space="preserve">⭐⭐⭐⭐⭐</w:t>
-            </w:r>
-          </w:p>
-        </w:tc>
       </w:tr>
       <w:tr>
         <w:tc>
           <w:tcPr>
-            <w:tcW w:type="dxa" w:w="672"/>
-          </w:tcPr>
-          <w:tcPr/>
-          <w:p>
-            <w:pPr>
-              <w:pStyle w:val="Compact"/>
-              <w:jc w:val="center"/>
-            </w:pPr>
-            <w:r>
-              <w:t xml:space="preserve">5</w:t>
-            </w:r>
-          </w:p>
-        </w:tc>
-        <w:tc>
-          <w:tcPr>
-            <w:tcW w:type="dxa" w:w="600"/>
-          </w:tcPr>
-          <w:tcPr/>
-          <w:p>
-            <w:pPr>
-              <w:pStyle w:val="Compact"/>
-              <w:jc w:val="center"/>
-            </w:pPr>
-            <w:r>
-              <w:t xml:space="preserve">9</w:t>
-            </w:r>
-          </w:p>
-        </w:tc>
-        <w:tc>
-          <w:tcPr>
-            <w:tcW w:type="dxa" w:w="3307"/>
-          </w:tcPr>
-          <w:tcPr/>
-          <w:p>
-            <w:pPr>
-              <w:pStyle w:val="Compact"/>
-            </w:pPr>
-            <w:r>
-              <w:rPr>
-                <w:rFonts w:ascii="Times New Roman" w:hAnsi="Times New Roman" w:cs="Times New Roman" w:eastAsia="SimSun"/>
-              </w:rPr>
-              <w:t xml:space="preserve">PCl5含量测定与磷钼酸铵法…</w:t>
-            </w:r>
-          </w:p>
-        </w:tc>
-        <w:tc>
-          <w:tcPr>
-            <w:tcW w:type="dxa" w:w="3116"/>
-          </w:tcPr>
-          <w:tcPr/>
-          <w:p>
-            <w:pPr>
-              <w:pStyle w:val="Compact"/>
-            </w:pPr>
-            <w:r>
-              <w:rPr>
-                <w:rFonts w:ascii="Times New Roman" w:hAnsi="Times New Roman" w:cs="Times New Roman" w:eastAsia="SimSun"/>
-              </w:rPr>
-              <w:t xml:space="preserve">题-075-初赛讲义-溶液与化学分析-习题9.53</w:t>
-            </w:r>
-          </w:p>
-        </w:tc>
-        <w:tc>
-          <w:tcPr>
-            <w:tcW w:type="dxa" w:w="1805"/>
-          </w:tcPr>
-          <w:tcPr/>
-          <w:p>
-            <w:pPr>
-              <w:pStyle w:val="Compact"/>
-            </w:pPr>
-            <w:r>
-              <w:rPr>
-                <w:rFonts w:ascii="Times New Roman" w:hAnsi="Times New Roman" w:cs="Times New Roman" w:eastAsia="SimSun"/>
-              </w:rPr>
-              <w:t xml:space="preserve">化学竞赛初赛讲义</w:t>
-            </w:r>
-          </w:p>
-        </w:tc>
-        <w:tc>
-          <w:tcPr>
-            <w:tcW w:type="dxa" w:w="252"/>
-          </w:tcPr>
-          <w:tcPr/>
-          <w:p>
-            <w:pPr>
-              <w:pStyle w:val="Compact"/>
-              <w:jc w:val="center"/>
-            </w:pPr>
-            <w:r>
-              <w:t xml:space="preserve">⭐⭐⭐⭐</w:t>
-            </w:r>
-          </w:p>
-        </w:tc>
-      </w:tr>
-      <w:tr>
-        <w:tc>
-          <w:tcPr>
-            <w:tcW w:type="dxa" w:w="672"/>
-          </w:tcPr>
-          <w:tcPr/>
-          <w:p>
-            <w:pPr>
-              <w:pStyle w:val="Compact"/>
-              <w:jc w:val="center"/>
-            </w:pPr>
-            <w:r>
-              <w:t xml:space="preserve">6</w:t>
-            </w:r>
-          </w:p>
-        </w:tc>
-        <w:tc>
-          <w:tcPr>
-            <w:tcW w:type="dxa" w:w="600"/>
-          </w:tcPr>
-          <w:tcPr/>
-          <w:p>
-            <w:pPr>
-              <w:pStyle w:val="Compact"/>
-              <w:jc w:val="center"/>
-            </w:pPr>
-            <w:r>
-              <w:t xml:space="preserve">10</w:t>
-            </w:r>
-          </w:p>
-        </w:tc>
-        <w:tc>
-          <w:tcPr>
-            <w:tcW w:type="dxa" w:w="3307"/>
-          </w:tcPr>
-          <w:tcPr/>
-          <w:p>
-            <w:pPr>
-              <w:pStyle w:val="Compact"/>
-            </w:pPr>
-            <w:r>
-              <w:rPr>
-                <w:rFonts w:ascii="Times New Roman" w:hAnsi="Times New Roman" w:cs="Times New Roman" w:eastAsia="SimSun"/>
-              </w:rPr>
-              <w:t xml:space="preserve">高中化学竞赛教程第一分册</w:t>
-            </w:r>
-            <w:r>
-              <w:t xml:space="preserve"> </w:t>
-            </w:r>
-            <w:r>
-              <w:rPr>
-                <w:rFonts w:ascii="Times New Roman" w:hAnsi="Times New Roman" w:cs="Times New Roman" w:eastAsia="SimSun"/>
-              </w:rPr>
-              <w:t xml:space="preserve">测试题三</w:t>
-            </w:r>
-          </w:p>
-        </w:tc>
-        <w:tc>
-          <w:tcPr>
-            <w:tcW w:type="dxa" w:w="3116"/>
-          </w:tcPr>
-          <w:tcPr/>
-          <w:p>
-            <w:pPr>
-              <w:pStyle w:val="Compact"/>
-            </w:pPr>
-            <w:r>
-              <w:rPr>
-                <w:rFonts w:ascii="Times New Roman" w:hAnsi="Times New Roman" w:cs="Times New Roman" w:eastAsia="SimSun"/>
-              </w:rPr>
-              <w:t xml:space="preserve">题-801-一分册-测3-22</w:t>
-            </w:r>
-          </w:p>
-        </w:tc>
-        <w:tc>
-          <w:tcPr>
-            <w:tcW w:type="dxa" w:w="1805"/>
-          </w:tcPr>
-          <w:tcPr/>
-          <w:p>
-            <w:pPr>
-              <w:pStyle w:val="Compact"/>
-            </w:pPr>
-            <w:r>
-              <w:rPr>
-                <w:rFonts w:ascii="Times New Roman" w:hAnsi="Times New Roman" w:cs="Times New Roman" w:eastAsia="SimSun"/>
-              </w:rPr>
-              <w:t xml:space="preserve">高中化学竞赛教程第一分册</w:t>
-            </w:r>
-          </w:p>
-        </w:tc>
-        <w:tc>
-          <w:tcPr>
-            <w:tcW w:type="dxa" w:w="252"/>
-          </w:tcPr>
-          <w:tcPr/>
-          <w:p>
-            <w:pPr>
-              <w:pStyle w:val="Compact"/>
-              <w:jc w:val="center"/>
-            </w:pPr>
-            <w:r>
-              <w:t xml:space="preserve">⭐⭐⭐⭐</w:t>
-            </w:r>
-          </w:p>
-        </w:tc>
-      </w:tr>
-      <w:tr>
-        <w:tc>
-          <w:tcPr>
-            <w:tcW w:type="dxa" w:w="672"/>
-          </w:tcPr>
-          <w:tcPr/>
-          <w:p>
-            <w:pPr>
-              <w:pStyle w:val="Compact"/>
-              <w:jc w:val="center"/>
-            </w:pPr>
-            <w:r>
-              <w:t xml:space="preserve">8</w:t>
-            </w:r>
-          </w:p>
-        </w:tc>
-        <w:tc>
-          <w:tcPr>
-            <w:tcW w:type="dxa" w:w="600"/>
-          </w:tcPr>
-          <w:tcPr/>
-          <w:p>
-            <w:pPr>
-              <w:pStyle w:val="Compact"/>
-              <w:jc w:val="center"/>
-            </w:pPr>
-            <w:r>
-              <w:t xml:space="preserve">8</w:t>
-            </w:r>
-          </w:p>
-        </w:tc>
-        <w:tc>
-          <w:tcPr>
-            <w:tcW w:type="dxa" w:w="3307"/>
-          </w:tcPr>
-          <w:tcPr/>
-          <w:p>
-            <w:pPr>
-              <w:pStyle w:val="Compact"/>
-            </w:pPr>
-            <w:r>
-              <w:rPr>
-                <w:rFonts w:ascii="Times New Roman" w:hAnsi="Times New Roman" w:cs="Times New Roman" w:eastAsia="SimSun"/>
-              </w:rPr>
-              <w:t xml:space="preserve">氧分子离子化合物（第17届IChO）</w:t>
-            </w:r>
-          </w:p>
-        </w:tc>
-        <w:tc>
-          <w:tcPr>
-            <w:tcW w:type="dxa" w:w="3116"/>
-          </w:tcPr>
-          <w:tcPr/>
-          <w:p>
-            <w:pPr>
-              <w:pStyle w:val="Compact"/>
-            </w:pPr>
-            <w:r>
-              <w:rPr>
-                <w:rFonts w:ascii="Times New Roman" w:hAnsi="Times New Roman" w:cs="Times New Roman" w:eastAsia="SimSun"/>
-              </w:rPr>
-              <w:t xml:space="preserve">题-045-上海中学-共价键理论-习题10</w:t>
-            </w:r>
-          </w:p>
-        </w:tc>
-        <w:tc>
-          <w:tcPr>
-            <w:tcW w:type="dxa" w:w="1805"/>
-          </w:tcPr>
-          <w:tcPr/>
-          <w:p>
-            <w:pPr>
-              <w:pStyle w:val="Compact"/>
-            </w:pPr>
-            <w:r>
-              <w:rPr>
-                <w:rFonts w:ascii="Times New Roman" w:hAnsi="Times New Roman" w:cs="Times New Roman" w:eastAsia="SimSun"/>
-              </w:rPr>
-              <w:t xml:space="preserve">上海中学竞赛课程</w:t>
-            </w:r>
-          </w:p>
-        </w:tc>
-        <w:tc>
-          <w:tcPr>
-            <w:tcW w:type="dxa" w:w="252"/>
-          </w:tcPr>
-          <w:tcPr/>
-          <w:p>
-            <w:pPr>
-              <w:pStyle w:val="Compact"/>
-              <w:jc w:val="center"/>
-            </w:pPr>
-            <w:r>
-              <w:t xml:space="preserve">⭐⭐⭐⭐⭐</w:t>
-            </w:r>
-          </w:p>
-        </w:tc>
-      </w:tr>
-      <w:tr>
-        <w:tc>
-          <w:tcPr>
-            <w:tcW w:type="dxa" w:w="672"/>
-          </w:tcPr>
-          <w:tcPr/>
-          <w:p>
-            <w:pPr>
-              <w:pStyle w:val="Compact"/>
-              <w:jc w:val="center"/>
-            </w:pPr>
-            <w:r>
-              <w:t xml:space="preserve">9</w:t>
-            </w:r>
-          </w:p>
-        </w:tc>
-        <w:tc>
-          <w:tcPr>
-            <w:tcW w:type="dxa" w:w="600"/>
-          </w:tcPr>
-          <w:tcPr/>
-          <w:p>
-            <w:pPr>
-              <w:pStyle w:val="Compact"/>
-              <w:jc w:val="center"/>
-            </w:pPr>
-            <w:r>
-              <w:t xml:space="preserve">8</w:t>
-            </w:r>
-          </w:p>
-        </w:tc>
-        <w:tc>
-          <w:tcPr>
-            <w:tcW w:type="dxa" w:w="3307"/>
-          </w:tcPr>
-          <w:tcPr/>
-          <w:p>
-            <w:pPr>
-              <w:pStyle w:val="Compact"/>
-            </w:pPr>
-            <w:r>
-              <w:rPr>
-                <w:rFonts w:ascii="Times New Roman" w:hAnsi="Times New Roman" w:cs="Times New Roman" w:eastAsia="SimSun"/>
-              </w:rPr>
-              <w:t xml:space="preserve">氯气水合物包合物结构（第40届IChO）</w:t>
-            </w:r>
-          </w:p>
-        </w:tc>
-        <w:tc>
-          <w:tcPr>
-            <w:tcW w:type="dxa" w:w="3116"/>
-          </w:tcPr>
-          <w:tcPr/>
-          <w:p>
-            <w:pPr>
-              <w:pStyle w:val="Compact"/>
-            </w:pPr>
-            <w:r>
-              <w:rPr>
-                <w:rFonts w:ascii="Times New Roman" w:hAnsi="Times New Roman" w:cs="Times New Roman" w:eastAsia="SimSun"/>
-              </w:rPr>
-              <w:t xml:space="preserve">题-050-上海中学-其他类型晶体-习题6</w:t>
-            </w:r>
-          </w:p>
-        </w:tc>
-        <w:tc>
-          <w:tcPr>
-            <w:tcW w:type="dxa" w:w="1805"/>
-          </w:tcPr>
-          <w:tcPr/>
-          <w:p>
-            <w:pPr>
-              <w:pStyle w:val="Compact"/>
-            </w:pPr>
-            <w:r>
-              <w:rPr>
-                <w:rFonts w:ascii="Times New Roman" w:hAnsi="Times New Roman" w:cs="Times New Roman" w:eastAsia="SimSun"/>
-              </w:rPr>
-              <w:t xml:space="preserve">上海中学竞赛课程</w:t>
-            </w:r>
-          </w:p>
-        </w:tc>
-        <w:tc>
-          <w:tcPr>
-            <w:tcW w:type="dxa" w:w="252"/>
-          </w:tcPr>
-          <w:tcPr/>
-          <w:p>
-            <w:pPr>
-              <w:pStyle w:val="Compact"/>
-              <w:jc w:val="center"/>
-            </w:pPr>
-            <w:r>
-              <w:t xml:space="preserve">⭐⭐⭐⭐⭐</w:t>
-            </w:r>
-          </w:p>
-        </w:tc>
-      </w:tr>
-      <w:tr>
-        <w:tc>
-          <w:tcPr>
-            <w:tcW w:type="dxa" w:w="672"/>
-          </w:tcPr>
-          <w:tcPr/>
-          <w:p>
-            <w:pPr>
-              <w:pStyle w:val="Compact"/>
-              <w:jc w:val="center"/>
-            </w:pPr>
-            <w:r>
-              <w:t xml:space="preserve">10</w:t>
-            </w:r>
-          </w:p>
-        </w:tc>
-        <w:tc>
-          <w:tcPr>
-            <w:tcW w:type="dxa" w:w="600"/>
-          </w:tcPr>
-          <w:tcPr/>
-          <w:p>
-            <w:pPr>
-              <w:pStyle w:val="Compact"/>
-              <w:jc w:val="center"/>
-            </w:pPr>
-            <w:r>
-              <w:t xml:space="preserve">9</w:t>
-            </w:r>
-          </w:p>
-        </w:tc>
-        <w:tc>
-          <w:tcPr>
-            <w:tcW w:type="dxa" w:w="3307"/>
-          </w:tcPr>
-          <w:tcPr/>
-          <w:p>
-            <w:pPr>
-              <w:pStyle w:val="Compact"/>
-            </w:pPr>
-            <w:r>
-              <w:rPr>
-                <w:rFonts w:ascii="Times New Roman" w:hAnsi="Times New Roman" w:cs="Times New Roman" w:eastAsia="SimSun"/>
-              </w:rPr>
-              <w:t xml:space="preserve">第10讲</w:t>
-            </w:r>
-            <w:r>
-              <w:t xml:space="preserve"> </w:t>
-            </w:r>
-            <w:r>
-              <w:rPr>
-                <w:rFonts w:ascii="Times New Roman" w:hAnsi="Times New Roman" w:cs="Times New Roman" w:eastAsia="SimSun"/>
-              </w:rPr>
-              <w:t xml:space="preserve">例1</w:t>
-            </w:r>
-          </w:p>
-        </w:tc>
-        <w:tc>
-          <w:tcPr>
-            <w:tcW w:type="dxa" w:w="3116"/>
-          </w:tcPr>
-          <w:tcPr/>
-          <w:p>
-            <w:pPr>
-              <w:pStyle w:val="Compact"/>
-            </w:pPr>
-            <w:r>
-              <w:rPr>
-                <w:rFonts w:ascii="Times New Roman" w:hAnsi="Times New Roman" w:cs="Times New Roman" w:eastAsia="SimSun"/>
-              </w:rPr>
-              <w:t xml:space="preserve">题-693-一分册-L10对例1-铁同素异晶与马氏体密度</w:t>
-            </w:r>
-          </w:p>
-        </w:tc>
-        <w:tc>
-          <w:tcPr>
-            <w:tcW w:type="dxa" w:w="1805"/>
-          </w:tcPr>
-          <w:tcPr/>
-          <w:p>
-            <w:pPr>
-              <w:pStyle w:val="Compact"/>
-            </w:pPr>
-            <w:r>
-              <w:rPr>
-                <w:rFonts w:ascii="Times New Roman" w:hAnsi="Times New Roman" w:cs="Times New Roman" w:eastAsia="SimSun"/>
-              </w:rPr>
-              <w:t xml:space="preserve">高中化学竞赛教程第一分册</w:t>
-            </w:r>
-          </w:p>
-        </w:tc>
-        <w:tc>
-          <w:tcPr>
-            <w:tcW w:type="dxa" w:w="252"/>
-          </w:tcPr>
-          <w:tcPr/>
-          <w:p>
-            <w:pPr>
-              <w:pStyle w:val="Compact"/>
-              <w:jc w:val="center"/>
-            </w:pPr>
-            <w:r>
-              <w:t xml:space="preserve">⭐⭐⭐⭐</w:t>
-            </w:r>
-          </w:p>
-        </w:tc>
-      </w:tr>
-      <w:tr>
-        <w:tc>
-          <w:tcPr>
-            <w:tcW w:type="dxa" w:w="672"/>
+            <w:tcW w:type="dxa" w:w="737"/>
           </w:tcPr>
           <w:tcPr/>
           <w:p>
@@ -38270,7 +38461,92 @@
         </w:tc>
         <w:tc>
           <w:tcPr>
-            <w:tcW w:type="dxa" w:w="600"/>
+            <w:tcW w:type="dxa" w:w="2579"/>
+          </w:tcPr>
+          <w:tcPr/>
+          <w:p>
+            <w:pPr>
+              <w:pStyle w:val="Compact"/>
+            </w:pPr>
+            <w:r>
+              <w:rPr>
+                <w:rFonts w:ascii="Times New Roman" w:hAnsi="Times New Roman" w:cs="Times New Roman" w:eastAsia="SimSun"/>
+              </w:rPr>
+              <w:t xml:space="preserve">NF₃分解反应（2011年联考）</w:t>
+            </w:r>
+          </w:p>
+        </w:tc>
+        <w:tc>
+          <w:tcPr>
+            <w:tcW w:type="dxa" w:w="2708"/>
+          </w:tcPr>
+          <w:tcPr/>
+          <w:p>
+            <w:pPr>
+              <w:pStyle w:val="Compact"/>
+            </w:pPr>
+            <w:r>
+              <w:rPr>
+                <w:rFonts w:ascii="Times New Roman" w:hAnsi="Times New Roman" w:cs="Times New Roman" w:eastAsia="SimSun"/>
+              </w:rPr>
+              <w:t xml:space="preserve">题-045-上海中学-共价键理论-习题12</w:t>
+            </w:r>
+          </w:p>
+        </w:tc>
+        <w:tc>
+          <w:tcPr>
+            <w:tcW w:type="dxa" w:w="1120"/>
+          </w:tcPr>
+          <w:tcPr/>
+          <w:p>
+            <w:pPr>
+              <w:pStyle w:val="Compact"/>
+              <w:jc w:val="center"/>
+            </w:pPr>
+            <w:r>
+              <w:rPr>
+                <w:rFonts w:ascii="Times New Roman" w:hAnsi="Times New Roman" w:cs="Times New Roman" w:eastAsia="SimSun"/>
+              </w:rPr>
+              <w:t xml:space="preserve">上海中学竞赛课程</w:t>
+            </w:r>
+          </w:p>
+        </w:tc>
+        <w:tc>
+          <w:tcPr>
+            <w:tcW w:type="dxa" w:w="964"/>
+          </w:tcPr>
+          <w:tcPr/>
+          <w:p>
+            <w:pPr>
+              <w:pStyle w:val="Compact"/>
+              <w:jc w:val="center"/>
+            </w:pPr>
+            <w:r>
+              <w:rPr>
+                <w:rFonts w:ascii="Times New Roman" w:hAnsi="Times New Roman" w:cs="Times New Roman" w:eastAsia="SimSun"/>
+              </w:rPr>
+              <w:t xml:space="preserve">结构化学</w:t>
+            </w:r>
+          </w:p>
+        </w:tc>
+        <w:tc>
+          <w:tcPr>
+            <w:tcW w:type="dxa" w:w="992"/>
+          </w:tcPr>
+          <w:tcPr/>
+          <w:p>
+            <w:pPr>
+              <w:pStyle w:val="Compact"/>
+              <w:jc w:val="center"/>
+            </w:pPr>
+            <w:r>
+              <w:t xml:space="preserve">⭐⭐⭐⭐⭐</w:t>
+            </w:r>
+          </w:p>
+        </w:tc>
+        <w:tc>
+          <w:tcPr>
+            <w:tcW w:type="dxa" w:w="652"/>
           </w:tcPr>
           <w:tcPr/>
           <w:p>
@@ -38283,77 +38559,11 @@
             </w:r>
           </w:p>
         </w:tc>
-        <w:tc>
-          <w:tcPr>
-            <w:tcW w:type="dxa" w:w="3307"/>
-          </w:tcPr>
-          <w:tcPr/>
-          <w:p>
-            <w:pPr>
-              <w:pStyle w:val="Compact"/>
-            </w:pPr>
-            <w:r>
-              <w:rPr>
-                <w:rFonts w:ascii="Times New Roman" w:hAnsi="Times New Roman" w:cs="Times New Roman" w:eastAsia="SimSun"/>
-              </w:rPr>
-              <w:t xml:space="preserve">NF₃分解反应（2011年联考）</w:t>
-            </w:r>
-          </w:p>
-        </w:tc>
-        <w:tc>
-          <w:tcPr>
-            <w:tcW w:type="dxa" w:w="3116"/>
-          </w:tcPr>
-          <w:tcPr/>
-          <w:p>
-            <w:pPr>
-              <w:pStyle w:val="Compact"/>
-            </w:pPr>
-            <w:r>
-              <w:rPr>
-                <w:rFonts w:ascii="Times New Roman" w:hAnsi="Times New Roman" w:cs="Times New Roman" w:eastAsia="SimSun"/>
-              </w:rPr>
-              <w:t xml:space="preserve">题-045-上海中学-共价键理论-习题12</w:t>
-            </w:r>
-          </w:p>
-        </w:tc>
-        <w:tc>
-          <w:tcPr>
-            <w:tcW w:type="dxa" w:w="1805"/>
-          </w:tcPr>
-          <w:tcPr/>
-          <w:p>
-            <w:pPr>
-              <w:pStyle w:val="Compact"/>
-            </w:pPr>
-            <w:r>
-              <w:rPr>
-                <w:rFonts w:ascii="Times New Roman" w:hAnsi="Times New Roman" w:cs="Times New Roman" w:eastAsia="SimSun"/>
-              </w:rPr>
-              <w:t xml:space="preserve">上海中学竞赛课程</w:t>
-            </w:r>
-          </w:p>
-        </w:tc>
-        <w:tc>
-          <w:tcPr>
-            <w:tcW w:type="dxa" w:w="252"/>
-          </w:tcPr>
-          <w:tcPr/>
-          <w:p>
-            <w:pPr>
-              <w:pStyle w:val="Compact"/>
-              <w:jc w:val="center"/>
-            </w:pPr>
-            <w:r>
-              <w:t xml:space="preserve">⭐⭐⭐⭐⭐</w:t>
-            </w:r>
-          </w:p>
-        </w:tc>
       </w:tr>
       <w:tr>
         <w:tc>
           <w:tcPr>
-            <w:tcW w:type="dxa" w:w="672"/>
+            <w:tcW w:type="dxa" w:w="737"/>
           </w:tcPr>
           <w:tcPr/>
           <w:p>
@@ -38368,7 +38578,95 @@
         </w:tc>
         <w:tc>
           <w:tcPr>
-            <w:tcW w:type="dxa" w:w="600"/>
+            <w:tcW w:type="dxa" w:w="2579"/>
+          </w:tcPr>
+          <w:tcPr/>
+          <w:p>
+            <w:pPr>
+              <w:pStyle w:val="Compact"/>
+            </w:pPr>
+            <w:r>
+              <w:t xml:space="preserve">Cl </w:t>
+            </w:r>
+            <w:r>
+              <w:rPr>
+                <w:rFonts w:ascii="Times New Roman" w:hAnsi="Times New Roman" w:cs="Times New Roman" w:eastAsia="SimSun"/>
+              </w:rPr>
+              <w:t xml:space="preserve">三元一维链化合物</w:t>
+            </w:r>
+          </w:p>
+        </w:tc>
+        <w:tc>
+          <w:tcPr>
+            <w:tcW w:type="dxa" w:w="2708"/>
+          </w:tcPr>
+          <w:tcPr/>
+          <w:p>
+            <w:pPr>
+              <w:pStyle w:val="Compact"/>
+            </w:pPr>
+            <w:r>
+              <w:rPr>
+                <w:rFonts w:ascii="Times New Roman" w:hAnsi="Times New Roman" w:cs="Times New Roman" w:eastAsia="SimSun"/>
+              </w:rPr>
+              <w:t xml:space="preserve">题-335-化学能力测试-Ch3B-10-TeBiCl一维链</w:t>
+            </w:r>
+          </w:p>
+        </w:tc>
+        <w:tc>
+          <w:tcPr>
+            <w:tcW w:type="dxa" w:w="1120"/>
+          </w:tcPr>
+          <w:tcPr/>
+          <w:p>
+            <w:pPr>
+              <w:pStyle w:val="Compact"/>
+              <w:jc w:val="center"/>
+            </w:pPr>
+            <w:r>
+              <w:rPr>
+                <w:rFonts w:ascii="Times New Roman" w:hAnsi="Times New Roman" w:cs="Times New Roman" w:eastAsia="SimSun"/>
+              </w:rPr>
+              <w:t xml:space="preserve">化学能力测试</w:t>
+            </w:r>
+          </w:p>
+        </w:tc>
+        <w:tc>
+          <w:tcPr>
+            <w:tcW w:type="dxa" w:w="964"/>
+          </w:tcPr>
+          <w:tcPr/>
+          <w:p>
+            <w:pPr>
+              <w:pStyle w:val="Compact"/>
+              <w:jc w:val="center"/>
+            </w:pPr>
+            <w:r>
+              <w:rPr>
+                <w:rFonts w:ascii="Times New Roman" w:hAnsi="Times New Roman" w:cs="Times New Roman" w:eastAsia="SimSun"/>
+              </w:rPr>
+              <w:t xml:space="preserve">结构化学</w:t>
+            </w:r>
+          </w:p>
+        </w:tc>
+        <w:tc>
+          <w:tcPr>
+            <w:tcW w:type="dxa" w:w="992"/>
+          </w:tcPr>
+          <w:tcPr/>
+          <w:p>
+            <w:pPr>
+              <w:pStyle w:val="Compact"/>
+              <w:jc w:val="center"/>
+            </w:pPr>
+            <w:r>
+              <w:t xml:space="preserve">⭐⭐⭐⭐⭐</w:t>
+            </w:r>
+          </w:p>
+        </w:tc>
+        <w:tc>
+          <w:tcPr>
+            <w:tcW w:type="dxa" w:w="652"/>
           </w:tcPr>
           <w:tcPr/>
           <w:p>
@@ -38381,80 +38679,11 @@
             </w:r>
           </w:p>
         </w:tc>
-        <w:tc>
-          <w:tcPr>
-            <w:tcW w:type="dxa" w:w="3307"/>
-          </w:tcPr>
-          <w:tcPr/>
-          <w:p>
-            <w:pPr>
-              <w:pStyle w:val="Compact"/>
-            </w:pPr>
-            <w:r>
-              <w:t xml:space="preserve">Cl </w:t>
-            </w:r>
-            <w:r>
-              <w:rPr>
-                <w:rFonts w:ascii="Times New Roman" w:hAnsi="Times New Roman" w:cs="Times New Roman" w:eastAsia="SimSun"/>
-              </w:rPr>
-              <w:t xml:space="preserve">三元一维链化合物</w:t>
-            </w:r>
-          </w:p>
-        </w:tc>
-        <w:tc>
-          <w:tcPr>
-            <w:tcW w:type="dxa" w:w="3116"/>
-          </w:tcPr>
-          <w:tcPr/>
-          <w:p>
-            <w:pPr>
-              <w:pStyle w:val="Compact"/>
-            </w:pPr>
-            <w:r>
-              <w:rPr>
-                <w:rFonts w:ascii="Times New Roman" w:hAnsi="Times New Roman" w:cs="Times New Roman" w:eastAsia="SimSun"/>
-              </w:rPr>
-              <w:t xml:space="preserve">题-335-化学能力测试-Ch3B-10-TeBiCl一维链</w:t>
-            </w:r>
-          </w:p>
-        </w:tc>
-        <w:tc>
-          <w:tcPr>
-            <w:tcW w:type="dxa" w:w="1805"/>
-          </w:tcPr>
-          <w:tcPr/>
-          <w:p>
-            <w:pPr>
-              <w:pStyle w:val="Compact"/>
-            </w:pPr>
-            <w:r>
-              <w:rPr>
-                <w:rFonts w:ascii="Times New Roman" w:hAnsi="Times New Roman" w:cs="Times New Roman" w:eastAsia="SimSun"/>
-              </w:rPr>
-              <w:t xml:space="preserve">化学能力测试</w:t>
-            </w:r>
-          </w:p>
-        </w:tc>
-        <w:tc>
-          <w:tcPr>
-            <w:tcW w:type="dxa" w:w="252"/>
-          </w:tcPr>
-          <w:tcPr/>
-          <w:p>
-            <w:pPr>
-              <w:pStyle w:val="Compact"/>
-              <w:jc w:val="center"/>
-            </w:pPr>
-            <w:r>
-              <w:t xml:space="preserve">⭐⭐⭐⭐⭐</w:t>
-            </w:r>
-          </w:p>
-        </w:tc>
       </w:tr>
       <w:tr>
         <w:tc>
           <w:tcPr>
-            <w:tcW w:type="dxa" w:w="672"/>
+            <w:tcW w:type="dxa" w:w="737"/>
           </w:tcPr>
           <w:tcPr/>
           <w:p>
@@ -38469,7 +38698,101 @@
         </w:tc>
         <w:tc>
           <w:tcPr>
-            <w:tcW w:type="dxa" w:w="600"/>
+            <w:tcW w:type="dxa" w:w="2579"/>
+          </w:tcPr>
+          <w:tcPr/>
+          <w:p>
+            <w:pPr>
+              <w:pStyle w:val="Compact"/>
+            </w:pPr>
+            <w:r>
+              <w:rPr>
+                <w:rFonts w:ascii="Times New Roman" w:hAnsi="Times New Roman" w:cs="Times New Roman" w:eastAsia="SimSun"/>
+              </w:rPr>
+              <w:t xml:space="preserve">高中化学竞赛教程第一分册</w:t>
+            </w:r>
+            <w:r>
+              <w:t xml:space="preserve"> </w:t>
+            </w:r>
+            <w:r>
+              <w:rPr>
+                <w:rFonts w:ascii="Times New Roman" w:hAnsi="Times New Roman" w:cs="Times New Roman" w:eastAsia="SimSun"/>
+              </w:rPr>
+              <w:t xml:space="preserve">第1讲【竞赛对接】例5</w:t>
+            </w:r>
+          </w:p>
+        </w:tc>
+        <w:tc>
+          <w:tcPr>
+            <w:tcW w:type="dxa" w:w="2708"/>
+          </w:tcPr>
+          <w:tcPr/>
+          <w:p>
+            <w:pPr>
+              <w:pStyle w:val="Compact"/>
+            </w:pPr>
+            <w:r>
+              <w:rPr>
+                <w:rFonts w:ascii="Times New Roman" w:hAnsi="Times New Roman" w:cs="Times New Roman" w:eastAsia="SimSun"/>
+              </w:rPr>
+              <w:t xml:space="preserve">题-009-一分册-L1对例5-Argyrodite矿石推断</w:t>
+            </w:r>
+          </w:p>
+        </w:tc>
+        <w:tc>
+          <w:tcPr>
+            <w:tcW w:type="dxa" w:w="1120"/>
+          </w:tcPr>
+          <w:tcPr/>
+          <w:p>
+            <w:pPr>
+              <w:pStyle w:val="Compact"/>
+              <w:jc w:val="center"/>
+            </w:pPr>
+            <w:r>
+              <w:rPr>
+                <w:rFonts w:ascii="Times New Roman" w:hAnsi="Times New Roman" w:cs="Times New Roman" w:eastAsia="SimSun"/>
+              </w:rPr>
+              <w:t xml:space="preserve">高中化学竞赛教程第一分册</w:t>
+            </w:r>
+          </w:p>
+        </w:tc>
+        <w:tc>
+          <w:tcPr>
+            <w:tcW w:type="dxa" w:w="964"/>
+          </w:tcPr>
+          <w:tcPr/>
+          <w:p>
+            <w:pPr>
+              <w:pStyle w:val="Compact"/>
+              <w:jc w:val="center"/>
+            </w:pPr>
+            <w:r>
+              <w:rPr>
+                <w:rFonts w:ascii="Times New Roman" w:hAnsi="Times New Roman" w:cs="Times New Roman" w:eastAsia="SimSun"/>
+              </w:rPr>
+              <w:t xml:space="preserve">化学原理</w:t>
+            </w:r>
+          </w:p>
+        </w:tc>
+        <w:tc>
+          <w:tcPr>
+            <w:tcW w:type="dxa" w:w="992"/>
+          </w:tcPr>
+          <w:tcPr/>
+          <w:p>
+            <w:pPr>
+              <w:pStyle w:val="Compact"/>
+              <w:jc w:val="center"/>
+            </w:pPr>
+            <w:r>
+              <w:t xml:space="preserve">⭐⭐⭐⭐⭐</w:t>
+            </w:r>
+          </w:p>
+        </w:tc>
+        <w:tc>
+          <w:tcPr>
+            <w:tcW w:type="dxa" w:w="652"/>
           </w:tcPr>
           <w:tcPr/>
           <w:p>
@@ -38482,86 +38805,11 @@
             </w:r>
           </w:p>
         </w:tc>
-        <w:tc>
-          <w:tcPr>
-            <w:tcW w:type="dxa" w:w="3307"/>
-          </w:tcPr>
-          <w:tcPr/>
-          <w:p>
-            <w:pPr>
-              <w:pStyle w:val="Compact"/>
-            </w:pPr>
-            <w:r>
-              <w:rPr>
-                <w:rFonts w:ascii="Times New Roman" w:hAnsi="Times New Roman" w:cs="Times New Roman" w:eastAsia="SimSun"/>
-              </w:rPr>
-              <w:t xml:space="preserve">高中化学竞赛教程第一分册</w:t>
-            </w:r>
-            <w:r>
-              <w:t xml:space="preserve"> </w:t>
-            </w:r>
-            <w:r>
-              <w:rPr>
-                <w:rFonts w:ascii="Times New Roman" w:hAnsi="Times New Roman" w:cs="Times New Roman" w:eastAsia="SimSun"/>
-              </w:rPr>
-              <w:t xml:space="preserve">第1讲【竞赛对接】例5</w:t>
-            </w:r>
-          </w:p>
-        </w:tc>
-        <w:tc>
-          <w:tcPr>
-            <w:tcW w:type="dxa" w:w="3116"/>
-          </w:tcPr>
-          <w:tcPr/>
-          <w:p>
-            <w:pPr>
-              <w:pStyle w:val="Compact"/>
-            </w:pPr>
-            <w:r>
-              <w:rPr>
-                <w:rFonts w:ascii="Times New Roman" w:hAnsi="Times New Roman" w:cs="Times New Roman" w:eastAsia="SimSun"/>
-              </w:rPr>
-              <w:t xml:space="preserve">题-009-一分册-L1对例5-Argyrodite矿石推断</w:t>
-            </w:r>
-          </w:p>
-        </w:tc>
-        <w:tc>
-          <w:tcPr>
-            <w:tcW w:type="dxa" w:w="1805"/>
-          </w:tcPr>
-          <w:tcPr/>
-          <w:p>
-            <w:pPr>
-              <w:pStyle w:val="Compact"/>
-            </w:pPr>
-            <w:r>
-              <w:rPr>
-                <w:rFonts w:ascii="Times New Roman" w:hAnsi="Times New Roman" w:cs="Times New Roman" w:eastAsia="SimSun"/>
-              </w:rPr>
-              <w:t xml:space="preserve">高中化学竞赛教程第一分册</w:t>
-            </w:r>
-          </w:p>
-        </w:tc>
-        <w:tc>
-          <w:tcPr>
-            <w:tcW w:type="dxa" w:w="252"/>
-          </w:tcPr>
-          <w:tcPr/>
-          <w:p>
-            <w:pPr>
-              <w:pStyle w:val="Compact"/>
-              <w:jc w:val="center"/>
-            </w:pPr>
-            <w:r>
-              <w:t xml:space="preserve">⭐⭐⭐⭐⭐</w:t>
-            </w:r>
-          </w:p>
-        </w:tc>
       </w:tr>
       <w:tr>
         <w:tc>
           <w:tcPr>
-            <w:tcW w:type="dxa" w:w="672"/>
+            <w:tcW w:type="dxa" w:w="737"/>
           </w:tcPr>
           <w:tcPr/>
           <w:p>
@@ -38576,7 +38824,101 @@
         </w:tc>
         <w:tc>
           <w:tcPr>
-            <w:tcW w:type="dxa" w:w="600"/>
+            <w:tcW w:type="dxa" w:w="2579"/>
+          </w:tcPr>
+          <w:tcPr/>
+          <w:p>
+            <w:pPr>
+              <w:pStyle w:val="Compact"/>
+            </w:pPr>
+            <w:r>
+              <w:rPr>
+                <w:rFonts w:ascii="Times New Roman" w:hAnsi="Times New Roman" w:cs="Times New Roman" w:eastAsia="SimSun"/>
+              </w:rPr>
+              <w:t xml:space="preserve">配套能力测试</w:t>
+            </w:r>
+            <w:r>
+              <w:t xml:space="preserve"> </w:t>
+            </w:r>
+            <w:r>
+              <w:rPr>
+                <w:rFonts w:ascii="Times New Roman" w:hAnsi="Times New Roman" w:cs="Times New Roman" w:eastAsia="SimSun"/>
+              </w:rPr>
+              <w:t xml:space="preserve">第4章</w:t>
+            </w:r>
+          </w:p>
+        </w:tc>
+        <w:tc>
+          <w:tcPr>
+            <w:tcW w:type="dxa" w:w="2708"/>
+          </w:tcPr>
+          <w:tcPr/>
+          <w:p>
+            <w:pPr>
+              <w:pStyle w:val="Compact"/>
+            </w:pPr>
+            <w:r>
+              <w:rPr>
+                <w:rFonts w:ascii="Times New Roman" w:hAnsi="Times New Roman" w:cs="Times New Roman" w:eastAsia="SimSun"/>
+              </w:rPr>
+              <w:t xml:space="preserve">题-060-一分册测试-Ch4A-2-氮氧化物脱除与尿素合成</w:t>
+            </w:r>
+          </w:p>
+        </w:tc>
+        <w:tc>
+          <w:tcPr>
+            <w:tcW w:type="dxa" w:w="1120"/>
+          </w:tcPr>
+          <w:tcPr/>
+          <w:p>
+            <w:pPr>
+              <w:pStyle w:val="Compact"/>
+              <w:jc w:val="center"/>
+            </w:pPr>
+            <w:r>
+              <w:rPr>
+                <w:rFonts w:ascii="Times New Roman" w:hAnsi="Times New Roman" w:cs="Times New Roman" w:eastAsia="SimSun"/>
+              </w:rPr>
+              <w:t xml:space="preserve">一分册能力测试</w:t>
+            </w:r>
+          </w:p>
+        </w:tc>
+        <w:tc>
+          <w:tcPr>
+            <w:tcW w:type="dxa" w:w="964"/>
+          </w:tcPr>
+          <w:tcPr/>
+          <w:p>
+            <w:pPr>
+              <w:pStyle w:val="Compact"/>
+              <w:jc w:val="center"/>
+            </w:pPr>
+            <w:r>
+              <w:rPr>
+                <w:rFonts w:ascii="Times New Roman" w:hAnsi="Times New Roman" w:cs="Times New Roman" w:eastAsia="SimSun"/>
+              </w:rPr>
+              <w:t xml:space="preserve">化学原理</w:t>
+            </w:r>
+          </w:p>
+        </w:tc>
+        <w:tc>
+          <w:tcPr>
+            <w:tcW w:type="dxa" w:w="992"/>
+          </w:tcPr>
+          <w:tcPr/>
+          <w:p>
+            <w:pPr>
+              <w:pStyle w:val="Compact"/>
+              <w:jc w:val="center"/>
+            </w:pPr>
+            <w:r>
+              <w:t xml:space="preserve">⭐⭐⭐⭐</w:t>
+            </w:r>
+          </w:p>
+        </w:tc>
+        <w:tc>
+          <w:tcPr>
+            <w:tcW w:type="dxa" w:w="652"/>
           </w:tcPr>
           <w:tcPr/>
           <w:p>
@@ -38589,86 +38931,11 @@
             </w:r>
           </w:p>
         </w:tc>
-        <w:tc>
-          <w:tcPr>
-            <w:tcW w:type="dxa" w:w="3307"/>
-          </w:tcPr>
-          <w:tcPr/>
-          <w:p>
-            <w:pPr>
-              <w:pStyle w:val="Compact"/>
-            </w:pPr>
-            <w:r>
-              <w:rPr>
-                <w:rFonts w:ascii="Times New Roman" w:hAnsi="Times New Roman" w:cs="Times New Roman" w:eastAsia="SimSun"/>
-              </w:rPr>
-              <w:t xml:space="preserve">配套能力测试</w:t>
-            </w:r>
-            <w:r>
-              <w:t xml:space="preserve"> </w:t>
-            </w:r>
-            <w:r>
-              <w:rPr>
-                <w:rFonts w:ascii="Times New Roman" w:hAnsi="Times New Roman" w:cs="Times New Roman" w:eastAsia="SimSun"/>
-              </w:rPr>
-              <w:t xml:space="preserve">第4章</w:t>
-            </w:r>
-          </w:p>
-        </w:tc>
-        <w:tc>
-          <w:tcPr>
-            <w:tcW w:type="dxa" w:w="3116"/>
-          </w:tcPr>
-          <w:tcPr/>
-          <w:p>
-            <w:pPr>
-              <w:pStyle w:val="Compact"/>
-            </w:pPr>
-            <w:r>
-              <w:rPr>
-                <w:rFonts w:ascii="Times New Roman" w:hAnsi="Times New Roman" w:cs="Times New Roman" w:eastAsia="SimSun"/>
-              </w:rPr>
-              <w:t xml:space="preserve">题-060-一分册测试-Ch4A-2-氮氧化物脱除与尿素合成</w:t>
-            </w:r>
-          </w:p>
-        </w:tc>
-        <w:tc>
-          <w:tcPr>
-            <w:tcW w:type="dxa" w:w="1805"/>
-          </w:tcPr>
-          <w:tcPr/>
-          <w:p>
-            <w:pPr>
-              <w:pStyle w:val="Compact"/>
-            </w:pPr>
-            <w:r>
-              <w:rPr>
-                <w:rFonts w:ascii="Times New Roman" w:hAnsi="Times New Roman" w:cs="Times New Roman" w:eastAsia="SimSun"/>
-              </w:rPr>
-              <w:t xml:space="preserve">一分册能力测试</w:t>
-            </w:r>
-          </w:p>
-        </w:tc>
-        <w:tc>
-          <w:tcPr>
-            <w:tcW w:type="dxa" w:w="252"/>
-          </w:tcPr>
-          <w:tcPr/>
-          <w:p>
-            <w:pPr>
-              <w:pStyle w:val="Compact"/>
-              <w:jc w:val="center"/>
-            </w:pPr>
-            <w:r>
-              <w:t xml:space="preserve">⭐⭐⭐⭐</w:t>
-            </w:r>
-          </w:p>
-        </w:tc>
       </w:tr>
       <w:tr>
         <w:tc>
           <w:tcPr>
-            <w:tcW w:type="dxa" w:w="672"/>
+            <w:tcW w:type="dxa" w:w="737"/>
           </w:tcPr>
           <w:tcPr/>
           <w:p>
@@ -38683,7 +38950,104 @@
         </w:tc>
         <w:tc>
           <w:tcPr>
-            <w:tcW w:type="dxa" w:w="600"/>
+            <w:tcW w:type="dxa" w:w="2579"/>
+          </w:tcPr>
+          <w:tcPr/>
+          <w:p>
+            <w:pPr>
+              <w:pStyle w:val="Compact"/>
+            </w:pPr>
+            <w:r>
+              <w:t xml:space="preserve">9 TiO₂ </w:t>
+            </w:r>
+            <w:r>
+              <w:rPr>
+                <w:rFonts w:ascii="Times New Roman" w:hAnsi="Times New Roman" w:cs="Times New Roman" w:eastAsia="SimSun"/>
+              </w:rPr>
+              <w:t xml:space="preserve">碳氯化的气–固耦合多重平衡（21</w:t>
+            </w:r>
+            <w:r>
+              <w:t xml:space="preserve"> </w:t>
+            </w:r>
+            <w:r>
+              <w:rPr>
+                <w:rFonts w:ascii="Times New Roman" w:hAnsi="Times New Roman" w:cs="Times New Roman" w:eastAsia="SimSun"/>
+              </w:rPr>
+              <w:t xml:space="preserve">分）</w:t>
+            </w:r>
+          </w:p>
+        </w:tc>
+        <w:tc>
+          <w:tcPr>
+            <w:tcW w:type="dxa" w:w="2708"/>
+          </w:tcPr>
+          <w:tcPr/>
+          <w:p>
+            <w:pPr>
+              <w:pStyle w:val="Compact"/>
+            </w:pPr>
+            <w:r>
+              <w:rPr>
+                <w:rFonts w:ascii="Times New Roman" w:hAnsi="Times New Roman" w:cs="Times New Roman" w:eastAsia="SimSun"/>
+              </w:rPr>
+              <w:t xml:space="preserve">题-0407-9-二氧化钛碳氯化气固耦合平衡</w:t>
+            </w:r>
+          </w:p>
+        </w:tc>
+        <w:tc>
+          <w:tcPr>
+            <w:tcW w:type="dxa" w:w="1120"/>
+          </w:tcPr>
+          <w:tcPr/>
+          <w:p>
+            <w:pPr>
+              <w:pStyle w:val="Compact"/>
+              <w:jc w:val="center"/>
+            </w:pPr>
+            <w:r>
+              <w:rPr>
+                <w:rFonts w:ascii="Times New Roman" w:hAnsi="Times New Roman" w:cs="Times New Roman" w:eastAsia="SimSun"/>
+              </w:rPr>
+              <w:t xml:space="preserve">0407物化特训</w:t>
+            </w:r>
+          </w:p>
+        </w:tc>
+        <w:tc>
+          <w:tcPr>
+            <w:tcW w:type="dxa" w:w="964"/>
+          </w:tcPr>
+          <w:tcPr/>
+          <w:p>
+            <w:pPr>
+              <w:pStyle w:val="Compact"/>
+              <w:jc w:val="center"/>
+            </w:pPr>
+            <w:r>
+              <w:rPr>
+                <w:rFonts w:ascii="Times New Roman" w:hAnsi="Times New Roman" w:cs="Times New Roman" w:eastAsia="SimSun"/>
+              </w:rPr>
+              <w:t xml:space="preserve">化学原理</w:t>
+            </w:r>
+          </w:p>
+        </w:tc>
+        <w:tc>
+          <w:tcPr>
+            <w:tcW w:type="dxa" w:w="992"/>
+          </w:tcPr>
+          <w:tcPr/>
+          <w:p>
+            <w:pPr>
+              <w:pStyle w:val="Compact"/>
+              <w:jc w:val="center"/>
+            </w:pPr>
+            <w:r>
+              <w:t xml:space="preserve">⭐⭐⭐⭐</w:t>
+            </w:r>
+          </w:p>
+        </w:tc>
+        <w:tc>
+          <w:tcPr>
+            <w:tcW w:type="dxa" w:w="652"/>
           </w:tcPr>
           <w:tcPr/>
           <w:p>
@@ -38696,89 +39060,11 @@
             </w:r>
           </w:p>
         </w:tc>
-        <w:tc>
-          <w:tcPr>
-            <w:tcW w:type="dxa" w:w="3307"/>
-          </w:tcPr>
-          <w:tcPr/>
-          <w:p>
-            <w:pPr>
-              <w:pStyle w:val="Compact"/>
-            </w:pPr>
-            <w:r>
-              <w:t xml:space="preserve">9 TiO₂ </w:t>
-            </w:r>
-            <w:r>
-              <w:rPr>
-                <w:rFonts w:ascii="Times New Roman" w:hAnsi="Times New Roman" w:cs="Times New Roman" w:eastAsia="SimSun"/>
-              </w:rPr>
-              <w:t xml:space="preserve">碳氯化的气–固耦合多重平衡（21</w:t>
-            </w:r>
-            <w:r>
-              <w:t xml:space="preserve"> </w:t>
-            </w:r>
-            <w:r>
-              <w:rPr>
-                <w:rFonts w:ascii="Times New Roman" w:hAnsi="Times New Roman" w:cs="Times New Roman" w:eastAsia="SimSun"/>
-              </w:rPr>
-              <w:t xml:space="preserve">分）</w:t>
-            </w:r>
-          </w:p>
-        </w:tc>
-        <w:tc>
-          <w:tcPr>
-            <w:tcW w:type="dxa" w:w="3116"/>
-          </w:tcPr>
-          <w:tcPr/>
-          <w:p>
-            <w:pPr>
-              <w:pStyle w:val="Compact"/>
-            </w:pPr>
-            <w:r>
-              <w:rPr>
-                <w:rFonts w:ascii="Times New Roman" w:hAnsi="Times New Roman" w:cs="Times New Roman" w:eastAsia="SimSun"/>
-              </w:rPr>
-              <w:t xml:space="preserve">题-0407-9-二氧化钛碳氯化气固耦合平衡</w:t>
-            </w:r>
-          </w:p>
-        </w:tc>
-        <w:tc>
-          <w:tcPr>
-            <w:tcW w:type="dxa" w:w="1805"/>
-          </w:tcPr>
-          <w:tcPr/>
-          <w:p>
-            <w:pPr>
-              <w:pStyle w:val="Compact"/>
-            </w:pPr>
-            <w:r>
-              <w:rPr>
-                <w:rFonts w:ascii="Times New Roman" w:hAnsi="Times New Roman" w:cs="Times New Roman" w:eastAsia="SimSun"/>
-              </w:rPr>
-              <w:t xml:space="preserve">0407物化特训</w:t>
-            </w:r>
-          </w:p>
-        </w:tc>
-        <w:tc>
-          <w:tcPr>
-            <w:tcW w:type="dxa" w:w="252"/>
-          </w:tcPr>
-          <w:tcPr/>
-          <w:p>
-            <w:pPr>
-              <w:pStyle w:val="Compact"/>
-              <w:jc w:val="center"/>
-            </w:pPr>
-            <w:r>
-              <w:t xml:space="preserve">⭐⭐⭐⭐</w:t>
-            </w:r>
-          </w:p>
-        </w:tc>
       </w:tr>
       <w:tr>
         <w:tc>
           <w:tcPr>
-            <w:tcW w:type="dxa" w:w="672"/>
+            <w:tcW w:type="dxa" w:w="737"/>
           </w:tcPr>
           <w:tcPr/>
           <w:p>
@@ -38793,7 +39079,119 @@
         </w:tc>
         <w:tc>
           <w:tcPr>
-            <w:tcW w:type="dxa" w:w="600"/>
+            <w:tcW w:type="dxa" w:w="2579"/>
+          </w:tcPr>
+          <w:tcPr/>
+          <w:p>
+            <w:pPr>
+              <w:pStyle w:val="Compact"/>
+            </w:pPr>
+            <w:r>
+              <w:rPr>
+                <w:rFonts w:ascii="Times New Roman" w:hAnsi="Times New Roman" w:cs="Times New Roman" w:eastAsia="SimSun"/>
+              </w:rPr>
+              <w:t xml:space="preserve">初赛讲义</w:t>
+            </w:r>
+            <w:r>
+              <w:t xml:space="preserve"> </w:t>
+            </w:r>
+            <w:r>
+              <w:rPr>
+                <w:rFonts w:ascii="Times New Roman" w:hAnsi="Times New Roman" w:cs="Times New Roman" w:eastAsia="SimSun"/>
+              </w:rPr>
+              <w:t xml:space="preserve">第8讲</w:t>
+            </w:r>
+            <w:r>
+              <w:t xml:space="preserve"> </w:t>
+            </w:r>
+            <w:r>
+              <w:rPr>
+                <w:rFonts w:ascii="Times New Roman" w:hAnsi="Times New Roman" w:cs="Times New Roman" w:eastAsia="SimSun"/>
+              </w:rPr>
+              <w:t xml:space="preserve">热力学和动力学初步</w:t>
+            </w:r>
+            <w:r>
+              <w:t xml:space="preserve"> </w:t>
+            </w:r>
+            <w:r>
+              <w:rPr>
+                <w:rFonts w:ascii="Times New Roman" w:hAnsi="Times New Roman" w:cs="Times New Roman" w:eastAsia="SimSun"/>
+              </w:rPr>
+              <w:t xml:space="preserve">习题8.13</w:t>
+            </w:r>
+          </w:p>
+        </w:tc>
+        <w:tc>
+          <w:tcPr>
+            <w:tcW w:type="dxa" w:w="2708"/>
+          </w:tcPr>
+          <w:tcPr/>
+          <w:p>
+            <w:pPr>
+              <w:pStyle w:val="Compact"/>
+            </w:pPr>
+            <w:r>
+              <w:rPr>
+                <w:rFonts w:ascii="Times New Roman" w:hAnsi="Times New Roman" w:cs="Times New Roman" w:eastAsia="SimSun"/>
+              </w:rPr>
+              <w:t xml:space="preserve">题-144-初赛讲义-热力学和动力学初步-习题8.13</w:t>
+            </w:r>
+          </w:p>
+        </w:tc>
+        <w:tc>
+          <w:tcPr>
+            <w:tcW w:type="dxa" w:w="1120"/>
+          </w:tcPr>
+          <w:tcPr/>
+          <w:p>
+            <w:pPr>
+              <w:pStyle w:val="Compact"/>
+              <w:jc w:val="center"/>
+            </w:pPr>
+            <w:r>
+              <w:rPr>
+                <w:rFonts w:ascii="Times New Roman" w:hAnsi="Times New Roman" w:cs="Times New Roman" w:eastAsia="SimSun"/>
+              </w:rPr>
+              <w:t xml:space="preserve">化学竞赛初赛讲义</w:t>
+            </w:r>
+          </w:p>
+        </w:tc>
+        <w:tc>
+          <w:tcPr>
+            <w:tcW w:type="dxa" w:w="964"/>
+          </w:tcPr>
+          <w:tcPr/>
+          <w:p>
+            <w:pPr>
+              <w:pStyle w:val="Compact"/>
+              <w:jc w:val="center"/>
+            </w:pPr>
+            <w:r>
+              <w:rPr>
+                <w:rFonts w:ascii="Times New Roman" w:hAnsi="Times New Roman" w:cs="Times New Roman" w:eastAsia="SimSun"/>
+              </w:rPr>
+              <w:t xml:space="preserve">化学原理</w:t>
+            </w:r>
+          </w:p>
+        </w:tc>
+        <w:tc>
+          <w:tcPr>
+            <w:tcW w:type="dxa" w:w="992"/>
+          </w:tcPr>
+          <w:tcPr/>
+          <w:p>
+            <w:pPr>
+              <w:pStyle w:val="Compact"/>
+              <w:jc w:val="center"/>
+            </w:pPr>
+            <w:r>
+              <w:t xml:space="preserve">⭐⭐⭐⭐</w:t>
+            </w:r>
+          </w:p>
+        </w:tc>
+        <w:tc>
+          <w:tcPr>
+            <w:tcW w:type="dxa" w:w="652"/>
           </w:tcPr>
           <w:tcPr/>
           <w:p>
@@ -38803,99 +39201,6 @@
             </w:pPr>
             <w:r>
               <w:t xml:space="preserve">8</w:t>
-            </w:r>
-          </w:p>
-        </w:tc>
-        <w:tc>
-          <w:tcPr>
-            <w:tcW w:type="dxa" w:w="3307"/>
-          </w:tcPr>
-          <w:tcPr/>
-          <w:p>
-            <w:pPr>
-              <w:pStyle w:val="Compact"/>
-            </w:pPr>
-            <w:r>
-              <w:rPr>
-                <w:rFonts w:ascii="Times New Roman" w:hAnsi="Times New Roman" w:cs="Times New Roman" w:eastAsia="SimSun"/>
-              </w:rPr>
-              <w:t xml:space="preserve">初赛讲义</w:t>
-            </w:r>
-            <w:r>
-              <w:t xml:space="preserve"> </w:t>
-            </w:r>
-            <w:r>
-              <w:rPr>
-                <w:rFonts w:ascii="Times New Roman" w:hAnsi="Times New Roman" w:cs="Times New Roman" w:eastAsia="SimSun"/>
-              </w:rPr>
-              <w:t xml:space="preserve">第8讲</w:t>
-            </w:r>
-            <w:r>
-              <w:t xml:space="preserve"> </w:t>
-            </w:r>
-            <w:r>
-              <w:rPr>
-                <w:rFonts w:ascii="Times New Roman" w:hAnsi="Times New Roman" w:cs="Times New Roman" w:eastAsia="SimSun"/>
-              </w:rPr>
-              <w:t xml:space="preserve">热力学和动力学初步</w:t>
-            </w:r>
-            <w:r>
-              <w:t xml:space="preserve"> </w:t>
-            </w:r>
-            <w:r>
-              <w:rPr>
-                <w:rFonts w:ascii="Times New Roman" w:hAnsi="Times New Roman" w:cs="Times New Roman" w:eastAsia="SimSun"/>
-              </w:rPr>
-              <w:t xml:space="preserve">习题8.13</w:t>
-            </w:r>
-          </w:p>
-        </w:tc>
-        <w:tc>
-          <w:tcPr>
-            <w:tcW w:type="dxa" w:w="3116"/>
-          </w:tcPr>
-          <w:tcPr/>
-          <w:p>
-            <w:pPr>
-              <w:pStyle w:val="Compact"/>
-            </w:pPr>
-            <w:r>
-              <w:rPr>
-                <w:rFonts w:ascii="Times New Roman" w:hAnsi="Times New Roman" w:cs="Times New Roman" w:eastAsia="SimSun"/>
-              </w:rPr>
-              <w:t xml:space="preserve">题-144-初赛讲义-热力学和动力学初步-习题8.13</w:t>
-            </w:r>
-          </w:p>
-        </w:tc>
-        <w:tc>
-          <w:tcPr>
-            <w:tcW w:type="dxa" w:w="1805"/>
-          </w:tcPr>
-          <w:tcPr/>
-          <w:p>
-            <w:pPr>
-              <w:pStyle w:val="Compact"/>
-            </w:pPr>
-            <w:r>
-              <w:rPr>
-                <w:rFonts w:ascii="Times New Roman" w:hAnsi="Times New Roman" w:cs="Times New Roman" w:eastAsia="SimSun"/>
-              </w:rPr>
-              <w:t xml:space="preserve">化学竞赛初赛讲义</w:t>
-            </w:r>
-          </w:p>
-        </w:tc>
-        <w:tc>
-          <w:tcPr>
-            <w:tcW w:type="dxa" w:w="252"/>
-          </w:tcPr>
-          <w:tcPr/>
-          <w:p>
-            <w:pPr>
-              <w:pStyle w:val="Compact"/>
-              <w:jc w:val="center"/>
-            </w:pPr>
-            <w:r>
-              <w:t xml:space="preserve">⭐⭐⭐⭐</w:t>
             </w:r>
           </w:p>
         </w:tc>
